--- a/projects/fpga-systems/Genesys2/rapids_beats/docs/RAPIDS_Characterization_Guide_v0.90.docx
+++ b/projects/fpga-systems/Genesys2/rapids_beats/docs/RAPIDS_Characterization_Guide_v0.90.docx
@@ -160,7 +160,7 @@
             </w:rPr>
             <w:fldChar w:fldCharType="separate"/>
           </w:r>
-          <w:hyperlink w:anchor="__RefHeading___Toc4448_1210051163">
+          <w:hyperlink w:anchor="__RefHeading___Toc4844_3176295302">
             <w:r>
               <w:rPr>
                 <w:webHidden/>
@@ -168,7 +168,7 @@
               </w:rPr>
               <w:t>1 Document Information</w:t>
               <w:tab/>
-              <w:t>7</w:t>
+              <w:t>8</w:t>
             </w:r>
           </w:hyperlink>
         </w:p>
@@ -181,7 +181,7 @@
             </w:tabs>
             <w:rPr/>
           </w:pPr>
-          <w:hyperlink w:anchor="__RefHeading___Toc4450_1210051163">
+          <w:hyperlink w:anchor="__RefHeading___Toc4846_3176295302">
             <w:r>
               <w:rPr>
                 <w:webHidden/>
@@ -189,7 +189,7 @@
               </w:rPr>
               <w:t>1.1 References</w:t>
               <w:tab/>
-              <w:t>7</w:t>
+              <w:t>8</w:t>
             </w:r>
           </w:hyperlink>
         </w:p>
@@ -202,7 +202,7 @@
             </w:tabs>
             <w:rPr/>
           </w:pPr>
-          <w:hyperlink w:anchor="__RefHeading___Toc4452_1210051163">
+          <w:hyperlink w:anchor="__RefHeading___Toc4848_3176295302">
             <w:r>
               <w:rPr>
                 <w:webHidden/>
@@ -223,7 +223,7 @@
             </w:tabs>
             <w:rPr/>
           </w:pPr>
-          <w:hyperlink w:anchor="__RefHeading___Toc4454_1210051163">
+          <w:hyperlink w:anchor="__RefHeading___Toc4850_3176295302">
             <w:r>
               <w:rPr>
                 <w:webHidden/>
@@ -231,7 +231,7 @@
               </w:rPr>
               <w:t>1.3 Revision History</w:t>
               <w:tab/>
-              <w:t>8</w:t>
+              <w:t>9</w:t>
             </w:r>
           </w:hyperlink>
         </w:p>
@@ -244,7 +244,7 @@
             </w:tabs>
             <w:rPr/>
           </w:pPr>
-          <w:hyperlink w:anchor="__RefHeading___Toc4456_1210051163">
+          <w:hyperlink w:anchor="__RefHeading___Toc4852_3176295302">
             <w:r>
               <w:rPr>
                 <w:webHidden/>
@@ -252,7 +252,7 @@
               </w:rPr>
               <w:t>2 Overview</w:t>
               <w:tab/>
-              <w:t>8</w:t>
+              <w:t>10</w:t>
             </w:r>
           </w:hyperlink>
         </w:p>
@@ -265,7 +265,7 @@
             </w:tabs>
             <w:rPr/>
           </w:pPr>
-          <w:hyperlink w:anchor="__RefHeading___Toc4458_1210051163">
+          <w:hyperlink w:anchor="__RefHeading___Toc4854_3176295302">
             <w:r>
               <w:rPr>
                 <w:webHidden/>
@@ -273,7 +273,7 @@
               </w:rPr>
               <w:t>2.1 What it characterizes</w:t>
               <w:tab/>
-              <w:t>8</w:t>
+              <w:t>10</w:t>
             </w:r>
           </w:hyperlink>
         </w:p>
@@ -286,7 +286,7 @@
             </w:tabs>
             <w:rPr/>
           </w:pPr>
-          <w:hyperlink w:anchor="__RefHeading___Toc4460_1210051163">
+          <w:hyperlink w:anchor="__RefHeading___Toc4856_3176295302">
             <w:r>
               <w:rPr>
                 <w:webHidden/>
@@ -294,7 +294,7 @@
               </w:rPr>
               <w:t>2.2 Boards and tools</w:t>
               <w:tab/>
-              <w:t>9</w:t>
+              <w:t>10</w:t>
             </w:r>
           </w:hyperlink>
         </w:p>
@@ -307,7 +307,7 @@
             </w:tabs>
             <w:rPr/>
           </w:pPr>
-          <w:hyperlink w:anchor="__RefHeading___Toc4462_1210051163">
+          <w:hyperlink w:anchor="__RefHeading___Toc4858_3176295302">
             <w:r>
               <w:rPr>
                 <w:webHidden/>
@@ -315,7 +315,7 @@
               </w:rPr>
               <w:t>2.3 Datapath geometry</w:t>
               <w:tab/>
-              <w:t>9</w:t>
+              <w:t>10</w:t>
             </w:r>
           </w:hyperlink>
         </w:p>
@@ -328,7 +328,7 @@
             </w:tabs>
             <w:rPr/>
           </w:pPr>
-          <w:hyperlink w:anchor="__RefHeading___Toc4464_1210051163">
+          <w:hyperlink w:anchor="__RefHeading___Toc4860_3176295302">
             <w:r>
               <w:rPr>
                 <w:webHidden/>
@@ -336,7 +336,7 @@
               </w:rPr>
               <w:t>2.4 Status</w:t>
               <w:tab/>
-              <w:t>9</w:t>
+              <w:t>11</w:t>
             </w:r>
           </w:hyperlink>
         </w:p>
@@ -349,7 +349,7 @@
             </w:tabs>
             <w:rPr/>
           </w:pPr>
-          <w:hyperlink w:anchor="__RefHeading___Toc4466_1210051163">
+          <w:hyperlink w:anchor="__RefHeading___Toc4862_3176295302">
             <w:r>
               <w:rPr>
                 <w:webHidden/>
@@ -357,7 +357,7 @@
               </w:rPr>
               <w:t>3 How It Works</w:t>
               <w:tab/>
-              <w:t>10</w:t>
+              <w:t>12</w:t>
             </w:r>
           </w:hyperlink>
         </w:p>
@@ -370,7 +370,7 @@
             </w:tabs>
             <w:rPr/>
           </w:pPr>
-          <w:hyperlink w:anchor="__RefHeading___Toc4468_1210051163">
+          <w:hyperlink w:anchor="__RefHeading___Toc4864_3176295302">
             <w:r>
               <w:rPr>
                 <w:webHidden/>
@@ -378,7 +378,7 @@
               </w:rPr>
               <w:t>3.1 The spine and region decode</w:t>
               <w:tab/>
-              <w:t>10</w:t>
+              <w:t>12</w:t>
             </w:r>
           </w:hyperlink>
         </w:p>
@@ -391,7 +391,7 @@
             </w:tabs>
             <w:rPr/>
           </w:pPr>
-          <w:hyperlink w:anchor="__RefHeading___Toc4470_1210051163">
+          <w:hyperlink w:anchor="__RefHeading___Toc4866_3176295302">
             <w:r>
               <w:rPr>
                 <w:webHidden/>
@@ -399,7 +399,7 @@
               </w:rPr>
               <w:t>3.1.1 Figure 2.1: RAPIDS Characterization Harness Spine</w:t>
               <w:tab/>
-              <w:t>10</w:t>
+              <w:t>12</w:t>
             </w:r>
           </w:hyperlink>
         </w:p>
@@ -412,7 +412,7 @@
             </w:tabs>
             <w:rPr/>
           </w:pPr>
-          <w:hyperlink w:anchor="__RefHeading___Toc4472_1210051163">
+          <w:hyperlink w:anchor="__RefHeading___Toc4868_3176295302">
             <w:r>
               <w:rPr>
                 <w:webHidden/>
@@ -420,7 +420,7 @@
               </w:rPr>
               <w:t>3.2 Key RTL blocks</w:t>
               <w:tab/>
-              <w:t>10</w:t>
+              <w:t>13</w:t>
             </w:r>
           </w:hyperlink>
         </w:p>
@@ -433,7 +433,7 @@
             </w:tabs>
             <w:rPr/>
           </w:pPr>
-          <w:hyperlink w:anchor="__RefHeading___Toc4474_1210051163">
+          <w:hyperlink w:anchor="__RefHeading___Toc4870_3176295302">
             <w:r>
               <w:rPr>
                 <w:webHidden/>
@@ -441,7 +441,7 @@
               </w:rPr>
               <w:t>3.3 The DUT and the on-chip harness</w:t>
               <w:tab/>
-              <w:t>11</w:t>
+              <w:t>13</w:t>
             </w:r>
           </w:hyperlink>
         </w:p>
@@ -454,7 +454,7 @@
             </w:tabs>
             <w:rPr/>
           </w:pPr>
-          <w:hyperlink w:anchor="__RefHeading___Toc4476_1210051163">
+          <w:hyperlink w:anchor="__RefHeading___Toc4872_3176295302">
             <w:r>
               <w:rPr>
                 <w:webHidden/>
@@ -462,7 +462,7 @@
               </w:rPr>
               <w:t>3.4 Atomic launch</w:t>
               <w:tab/>
-              <w:t>12</w:t>
+              <w:t>14</w:t>
             </w:r>
           </w:hyperlink>
         </w:p>
@@ -475,7 +475,7 @@
             </w:tabs>
             <w:rPr/>
           </w:pPr>
-          <w:hyperlink w:anchor="__RefHeading___Toc4478_1210051163">
+          <w:hyperlink w:anchor="__RefHeading___Toc4874_3176295302">
             <w:r>
               <w:rPr>
                 <w:webHidden/>
@@ -483,7 +483,7 @@
               </w:rPr>
               <w:t>4 Test Methodology</w:t>
               <w:tab/>
-              <w:t>12</w:t>
+              <w:t>15</w:t>
             </w:r>
           </w:hyperlink>
         </w:p>
@@ -496,7 +496,7 @@
             </w:tabs>
             <w:rPr/>
           </w:pPr>
-          <w:hyperlink w:anchor="__RefHeading___Toc4480_1210051163">
+          <w:hyperlink w:anchor="__RefHeading___Toc4876_3176295302">
             <w:r>
               <w:rPr>
                 <w:webHidden/>
@@ -504,7 +504,7 @@
               </w:rPr>
               <w:t>4.1 What is under test</w:t>
               <w:tab/>
-              <w:t>12</w:t>
+              <w:t>15</w:t>
             </w:r>
           </w:hyperlink>
         </w:p>
@@ -517,7 +517,7 @@
             </w:tabs>
             <w:rPr/>
           </w:pPr>
-          <w:hyperlink w:anchor="__RefHeading___Toc4482_1210051163">
+          <w:hyperlink w:anchor="__RefHeading___Toc4878_3176295302">
             <w:r>
               <w:rPr>
                 <w:webHidden/>
@@ -525,7 +525,7 @@
               </w:rPr>
               <w:t>4.2 What is measured, and how</w:t>
               <w:tab/>
-              <w:t>12</w:t>
+              <w:t>15</w:t>
             </w:r>
           </w:hyperlink>
         </w:p>
@@ -538,7 +538,7 @@
             </w:tabs>
             <w:rPr/>
           </w:pPr>
-          <w:hyperlink w:anchor="__RefHeading___Toc4484_1210051163">
+          <w:hyperlink w:anchor="__RefHeading___Toc4880_3176295302">
             <w:r>
               <w:rPr>
                 <w:webHidden/>
@@ -546,7 +546,7 @@
               </w:rPr>
               <w:t>4.2.1 Figure 3.1: Measurement Pipeline</w:t>
               <w:tab/>
-              <w:t>13</w:t>
+              <w:t>16</w:t>
             </w:r>
           </w:hyperlink>
         </w:p>
@@ -559,7 +559,7 @@
             </w:tabs>
             <w:rPr/>
           </w:pPr>
-          <w:hyperlink w:anchor="__RefHeading___Toc4486_1210051163">
+          <w:hyperlink w:anchor="__RefHeading___Toc4882_3176295302">
             <w:r>
               <w:rPr>
                 <w:webHidden/>
@@ -567,7 +567,7 @@
               </w:rPr>
               <w:t>4.3 Workloads</w:t>
               <w:tab/>
-              <w:t>15</w:t>
+              <w:t>17</w:t>
             </w:r>
           </w:hyperlink>
         </w:p>
@@ -580,7 +580,7 @@
             </w:tabs>
             <w:rPr/>
           </w:pPr>
-          <w:hyperlink w:anchor="__RefHeading___Toc4488_1210051163">
+          <w:hyperlink w:anchor="__RefHeading___Toc4884_3176295302">
             <w:r>
               <w:rPr>
                 <w:webHidden/>
@@ -588,7 +588,7 @@
               </w:rPr>
               <w:t>4.4 The oracle</w:t>
               <w:tab/>
-              <w:t>15</w:t>
+              <w:t>17</w:t>
             </w:r>
           </w:hyperlink>
         </w:p>
@@ -601,7 +601,7 @@
             </w:tabs>
             <w:rPr/>
           </w:pPr>
-          <w:hyperlink w:anchor="__RefHeading___Toc4490_1210051163">
+          <w:hyperlink w:anchor="__RefHeading___Toc4886_3176295302">
             <w:r>
               <w:rPr>
                 <w:webHidden/>
@@ -609,7 +609,7 @@
               </w:rPr>
               <w:t>4.5 Measurement pitfalls</w:t>
               <w:tab/>
-              <w:t>15</w:t>
+              <w:t>17</w:t>
             </w:r>
           </w:hyperlink>
         </w:p>
@@ -622,7 +622,7 @@
             </w:tabs>
             <w:rPr/>
           </w:pPr>
-          <w:hyperlink w:anchor="__RefHeading___Toc4492_1210051163">
+          <w:hyperlink w:anchor="__RefHeading___Toc4888_3176295302">
             <w:r>
               <w:rPr>
                 <w:webHidden/>
@@ -630,7 +630,7 @@
               </w:rPr>
               <w:t>5 Build and Run</w:t>
               <w:tab/>
-              <w:t>15</w:t>
+              <w:t>18</w:t>
             </w:r>
           </w:hyperlink>
         </w:p>
@@ -643,7 +643,7 @@
             </w:tabs>
             <w:rPr/>
           </w:pPr>
-          <w:hyperlink w:anchor="__RefHeading___Toc4494_1210051163">
+          <w:hyperlink w:anchor="__RefHeading___Toc4890_3176295302">
             <w:r>
               <w:rPr>
                 <w:webHidden/>
@@ -651,7 +651,7 @@
               </w:rPr>
               <w:t>5.1 Make targets (flows-rapids-beats/Makefile)</w:t>
               <w:tab/>
-              <w:t>16</w:t>
+              <w:t>18</w:t>
             </w:r>
           </w:hyperlink>
         </w:p>
@@ -664,7 +664,7 @@
             </w:tabs>
             <w:rPr/>
           </w:pPr>
-          <w:hyperlink w:anchor="__RefHeading___Toc4496_1210051163">
+          <w:hyperlink w:anchor="__RefHeading___Toc4892_3176295302">
             <w:r>
               <w:rPr>
                 <w:webHidden/>
@@ -672,7 +672,7 @@
               </w:rPr>
               <w:t>5.2 The host campaign (flows-rapids-beats/host/)</w:t>
               <w:tab/>
-              <w:t>17</w:t>
+              <w:t>19</w:t>
             </w:r>
           </w:hyperlink>
         </w:p>
@@ -685,7 +685,7 @@
             </w:tabs>
             <w:rPr/>
           </w:pPr>
-          <w:hyperlink w:anchor="__RefHeading___Toc4498_1210051163">
+          <w:hyperlink w:anchor="__RefHeading___Toc4894_3176295302">
             <w:r>
               <w:rPr>
                 <w:webHidden/>
@@ -693,7 +693,7 @@
               </w:rPr>
               <w:t>5.3 Typical sequence</w:t>
               <w:tab/>
-              <w:t>17</w:t>
+              <w:t>20</w:t>
             </w:r>
           </w:hyperlink>
         </w:p>
@@ -706,7 +706,7 @@
             </w:tabs>
             <w:rPr/>
           </w:pPr>
-          <w:hyperlink w:anchor="__RefHeading___Toc4500_1210051163">
+          <w:hyperlink w:anchor="__RefHeading___Toc4896_3176295302">
             <w:r>
               <w:rPr>
                 <w:webHidden/>
@@ -714,7 +714,7 @@
               </w:rPr>
               <w:t>6 Harness CSR Configuration</w:t>
               <w:tab/>
-              <w:t>17</w:t>
+              <w:t>21</w:t>
             </w:r>
           </w:hyperlink>
         </w:p>
@@ -727,7 +727,7 @@
             </w:tabs>
             <w:rPr/>
           </w:pPr>
-          <w:hyperlink w:anchor="__RefHeading___Toc4502_1210051163">
+          <w:hyperlink w:anchor="__RefHeading___Toc4898_3176295302">
             <w:r>
               <w:rPr>
                 <w:webHidden/>
@@ -735,7 +735,7 @@
               </w:rPr>
               <w:t>6.1 Regions and by-name access</w:t>
               <w:tab/>
-              <w:t>17</w:t>
+              <w:t>21</w:t>
             </w:r>
           </w:hyperlink>
         </w:p>
@@ -748,7 +748,7 @@
             </w:tabs>
             <w:rPr/>
           </w:pPr>
-          <w:hyperlink w:anchor="__RefHeading___Toc4504_1210051163">
+          <w:hyperlink w:anchor="__RefHeading___Toc4900_3176295302">
             <w:r>
               <w:rPr>
                 <w:webHidden/>
@@ -756,7 +756,7 @@
               </w:rPr>
               <w:t>6.1.1 Waveform 5.1: Atomic Launch</w:t>
               <w:tab/>
-              <w:t>18</w:t>
+              <w:t>22</w:t>
             </w:r>
           </w:hyperlink>
         </w:p>
@@ -769,7 +769,7 @@
             </w:tabs>
             <w:rPr/>
           </w:pPr>
-          <w:hyperlink w:anchor="__RefHeading___Toc4506_1210051163">
+          <w:hyperlink w:anchor="__RefHeading___Toc4902_3176295302">
             <w:r>
               <w:rPr>
                 <w:webHidden/>
@@ -777,7 +777,7 @@
               </w:rPr>
               <w:t>6.2 DESC-LOAD region (region 1, byte offsets)</w:t>
               <w:tab/>
-              <w:t>19</w:t>
+              <w:t>22</w:t>
             </w:r>
           </w:hyperlink>
         </w:p>
@@ -790,7 +790,7 @@
             </w:tabs>
             <w:rPr/>
           </w:pPr>
-          <w:hyperlink w:anchor="__RefHeading___Toc4508_1210051163">
+          <w:hyperlink w:anchor="__RefHeading___Toc4904_3176295302">
             <w:r>
               <w:rPr>
                 <w:webHidden/>
@@ -798,7 +798,7 @@
               </w:rPr>
               <w:t>6.3 HARNESS CSR — control (region 2)</w:t>
               <w:tab/>
-              <w:t>19</w:t>
+              <w:t>22</w:t>
             </w:r>
           </w:hyperlink>
         </w:p>
@@ -811,7 +811,7 @@
             </w:tabs>
             <w:rPr/>
           </w:pPr>
-          <w:hyperlink w:anchor="__RefHeading___Toc4510_1210051163">
+          <w:hyperlink w:anchor="__RefHeading___Toc4906_3176295302">
             <w:r>
               <w:rPr>
                 <w:webHidden/>
@@ -819,7 +819,7 @@
               </w:rPr>
               <w:t>6.4 Atomic-launch staging (region 2)</w:t>
               <w:tab/>
-              <w:t>20</w:t>
+              <w:t>24</w:t>
             </w:r>
           </w:hyperlink>
         </w:p>
@@ -832,7 +832,7 @@
             </w:tabs>
             <w:rPr/>
           </w:pPr>
-          <w:hyperlink w:anchor="__RefHeading___Toc4512_1210051163">
+          <w:hyperlink w:anchor="__RefHeading___Toc4908_3176295302">
             <w:r>
               <w:rPr>
                 <w:webHidden/>
@@ -840,7 +840,7 @@
               </w:rPr>
               <w:t>6.5 HARNESS CSR — status and observability</w:t>
               <w:tab/>
-              <w:t>21</w:t>
+              <w:t>25</w:t>
             </w:r>
           </w:hyperlink>
         </w:p>
@@ -853,7 +853,7 @@
             </w:tabs>
             <w:rPr/>
           </w:pPr>
-          <w:hyperlink w:anchor="__RefHeading___Toc4514_1210051163">
+          <w:hyperlink w:anchor="__RefHeading___Toc4910_3176295302">
             <w:r>
               <w:rPr>
                 <w:webHidden/>
@@ -861,7 +861,7 @@
               </w:rPr>
               <w:t>7 Simulation vs Silicon</w:t>
               <w:tab/>
-              <w:t>22</w:t>
+              <w:t>27</w:t>
             </w:r>
           </w:hyperlink>
         </w:p>
@@ -874,7 +874,7 @@
             </w:tabs>
             <w:rPr/>
           </w:pPr>
-          <w:hyperlink w:anchor="__RefHeading___Toc4516_1210051163">
+          <w:hyperlink w:anchor="__RefHeading___Toc4912_3176295302">
             <w:r>
               <w:rPr>
                 <w:webHidden/>
@@ -882,7 +882,7 @@
               </w:rPr>
               <w:t>7.1 The two paths</w:t>
               <w:tab/>
-              <w:t>22</w:t>
+              <w:t>27</w:t>
             </w:r>
           </w:hyperlink>
         </w:p>
@@ -895,7 +895,7 @@
             </w:tabs>
             <w:rPr/>
           </w:pPr>
-          <w:hyperlink w:anchor="__RefHeading___Toc4518_1210051163">
+          <w:hyperlink w:anchor="__RefHeading___Toc4914_3176295302">
             <w:r>
               <w:rPr>
                 <w:webHidden/>
@@ -903,7 +903,7 @@
               </w:rPr>
               <w:t>7.2 The cocotb testbench</w:t>
               <w:tab/>
-              <w:t>23</w:t>
+              <w:t>27</w:t>
             </w:r>
           </w:hyperlink>
         </w:p>
@@ -916,7 +916,7 @@
             </w:tabs>
             <w:rPr/>
           </w:pPr>
-          <w:hyperlink w:anchor="__RefHeading___Toc4520_1210051163">
+          <w:hyperlink w:anchor="__RefHeading___Toc4916_3176295302">
             <w:r>
               <w:rPr>
                 <w:webHidden/>
@@ -924,7 +924,7 @@
               </w:rPr>
               <w:t>7.3 Why no UART-in-sim here</w:t>
               <w:tab/>
-              <w:t>23</w:t>
+              <w:t>28</w:t>
             </w:r>
           </w:hyperlink>
         </w:p>
@@ -937,7 +937,7 @@
             </w:tabs>
             <w:rPr/>
           </w:pPr>
-          <w:hyperlink w:anchor="__RefHeading___Toc4522_1210051163">
+          <w:hyperlink w:anchor="__RefHeading___Toc4918_3176295302">
             <w:r>
               <w:rPr>
                 <w:webHidden/>
@@ -945,7 +945,7 @@
               </w:rPr>
               <w:t>8 Troubleshooting</w:t>
               <w:tab/>
-              <w:t>23</w:t>
+              <w:t>29</w:t>
             </w:r>
           </w:hyperlink>
         </w:p>
@@ -958,7 +958,7 @@
             </w:tabs>
             <w:rPr/>
           </w:pPr>
-          <w:hyperlink w:anchor="__RefHeading___Toc4524_1210051163">
+          <w:hyperlink w:anchor="__RefHeading___Toc4920_3176295302">
             <w:r>
               <w:rPr>
                 <w:webHidden/>
@@ -966,7 +966,7 @@
               </w:rPr>
               <w:t>8.1 Current state</w:t>
               <w:tab/>
-              <w:t>23</w:t>
+              <w:t>29</w:t>
             </w:r>
           </w:hyperlink>
         </w:p>
@@ -979,7 +979,7 @@
             </w:tabs>
             <w:rPr/>
           </w:pPr>
-          <w:hyperlink w:anchor="__RefHeading___Toc4526_1210051163">
+          <w:hyperlink w:anchor="__RefHeading___Toc4922_3176295302">
             <w:r>
               <w:rPr>
                 <w:webHidden/>
@@ -987,7 +987,7 @@
               </w:rPr>
               <w:t>8.2 Known gotchas</w:t>
               <w:tab/>
-              <w:t>23</w:t>
+              <w:t>29</w:t>
             </w:r>
           </w:hyperlink>
         </w:p>
@@ -1000,7 +1000,7 @@
             </w:tabs>
             <w:rPr/>
           </w:pPr>
-          <w:hyperlink w:anchor="__RefHeading___Toc4528_1210051163">
+          <w:hyperlink w:anchor="__RefHeading___Toc4924_3176295302">
             <w:r>
               <w:rPr>
                 <w:webHidden/>
@@ -1008,7 +1008,7 @@
               </w:rPr>
               <w:t>8.3 Cannot find the board</w:t>
               <w:tab/>
-              <w:t>24</w:t>
+              <w:t>29</w:t>
             </w:r>
           </w:hyperlink>
         </w:p>
@@ -1021,7 +1021,7 @@
             </w:tabs>
             <w:rPr/>
           </w:pPr>
-          <w:hyperlink w:anchor="__RefHeading___Toc4530_1210051163">
+          <w:hyperlink w:anchor="__RefHeading___Toc4926_3176295302">
             <w:r>
               <w:rPr>
                 <w:webHidden/>
@@ -1029,7 +1029,7 @@
               </w:rPr>
               <w:t>8.4 Board-fit vs sim geometry</w:t>
               <w:tab/>
-              <w:t>24</w:t>
+              <w:t>30</w:t>
             </w:r>
           </w:hyperlink>
         </w:p>
@@ -1042,7 +1042,7 @@
             </w:tabs>
             <w:rPr/>
           </w:pPr>
-          <w:hyperlink w:anchor="__RefHeading___Toc4532_1210051163">
+          <w:hyperlink w:anchor="__RefHeading___Toc4928_3176295302">
             <w:r>
               <w:rPr>
                 <w:webHidden/>
@@ -1050,7 +1050,7 @@
               </w:rPr>
               <w:t>8.5 Three different “0x1000”s</w:t>
               <w:tab/>
-              <w:t>24</w:t>
+              <w:t>30</w:t>
             </w:r>
           </w:hyperlink>
         </w:p>
@@ -1063,7 +1063,7 @@
             </w:tabs>
             <w:rPr/>
           </w:pPr>
-          <w:hyperlink w:anchor="__RefHeading___Toc4534_1210051163">
+          <w:hyperlink w:anchor="__RefHeading___Toc4930_3176295302">
             <w:r>
               <w:rPr>
                 <w:webHidden/>
@@ -1071,7 +1071,7 @@
               </w:rPr>
               <w:t>8.6 Vivado-only package collisions</w:t>
               <w:tab/>
-              <w:t>25</w:t>
+              <w:t>30</w:t>
             </w:r>
           </w:hyperlink>
           <w:r>
@@ -1158,7 +1158,7 @@
           <w:rPr>
             <w:rStyle w:val="ListLabel1"/>
           </w:rPr>
-          <w:t>10</w:t>
+          <w:t>12</w:t>
         </w:r>
         <w:r>
           <w:rPr>
@@ -1215,7 +1215,7 @@
           <w:rPr>
             <w:rStyle w:val="ListLabel1"/>
           </w:rPr>
-          <w:t>13</w:t>
+          <w:t>16</w:t>
         </w:r>
         <w:r>
           <w:rPr>
@@ -1300,7 +1300,7 @@
           <w:rPr>
             <w:rStyle w:val="ListLabel1"/>
           </w:rPr>
-          <w:t>7</w:t>
+          <w:t>8</w:t>
         </w:r>
         <w:r>
           <w:rPr>
@@ -1357,7 +1357,7 @@
           <w:rPr>
             <w:rStyle w:val="ListLabel1"/>
           </w:rPr>
-          <w:t>8</w:t>
+          <w:t>9</w:t>
         </w:r>
         <w:r>
           <w:rPr>
@@ -1414,7 +1414,7 @@
           <w:rPr>
             <w:rStyle w:val="ListLabel1"/>
           </w:rPr>
-          <w:t>9</w:t>
+          <w:t>10</w:t>
         </w:r>
         <w:r>
           <w:rPr>
@@ -1471,7 +1471,7 @@
           <w:rPr>
             <w:rStyle w:val="ListLabel1"/>
           </w:rPr>
-          <w:t>9</w:t>
+          <w:t>10</w:t>
         </w:r>
         <w:r>
           <w:rPr>
@@ -1528,7 +1528,7 @@
           <w:rPr>
             <w:rStyle w:val="ListLabel1"/>
           </w:rPr>
-          <w:t>10</w:t>
+          <w:t>12</w:t>
         </w:r>
         <w:r>
           <w:rPr>
@@ -1585,7 +1585,7 @@
           <w:rPr>
             <w:rStyle w:val="ListLabel1"/>
           </w:rPr>
-          <w:t>10</w:t>
+          <w:t>13</w:t>
         </w:r>
         <w:r>
           <w:rPr>
@@ -1642,7 +1642,7 @@
           <w:rPr>
             <w:rStyle w:val="ListLabel1"/>
           </w:rPr>
-          <w:t>11</w:t>
+          <w:t>14</w:t>
         </w:r>
         <w:r>
           <w:rPr>
@@ -1699,7 +1699,7 @@
           <w:rPr>
             <w:rStyle w:val="ListLabel1"/>
           </w:rPr>
-          <w:t>12</w:t>
+          <w:t>15</w:t>
         </w:r>
         <w:r>
           <w:rPr>
@@ -1756,7 +1756,7 @@
           <w:rPr>
             <w:rStyle w:val="ListLabel1"/>
           </w:rPr>
-          <w:t>15</w:t>
+          <w:t>17</w:t>
         </w:r>
         <w:r>
           <w:rPr>
@@ -1813,7 +1813,7 @@
           <w:rPr>
             <w:rStyle w:val="ListLabel1"/>
           </w:rPr>
-          <w:t>16</w:t>
+          <w:t>18</w:t>
         </w:r>
         <w:r>
           <w:rPr>
@@ -1870,7 +1870,7 @@
           <w:rPr>
             <w:rStyle w:val="ListLabel1"/>
           </w:rPr>
-          <w:t>17</w:t>
+          <w:t>21</w:t>
         </w:r>
         <w:r>
           <w:rPr>
@@ -1927,7 +1927,7 @@
           <w:rPr>
             <w:rStyle w:val="ListLabel1"/>
           </w:rPr>
-          <w:t>19</w:t>
+          <w:t>22</w:t>
         </w:r>
         <w:r>
           <w:rPr>
@@ -1984,7 +1984,7 @@
           <w:rPr>
             <w:rStyle w:val="ListLabel1"/>
           </w:rPr>
-          <w:t>19</w:t>
+          <w:t>22</w:t>
         </w:r>
         <w:r>
           <w:rPr>
@@ -2041,7 +2041,7 @@
           <w:rPr>
             <w:rStyle w:val="ListLabel1"/>
           </w:rPr>
-          <w:t>20</w:t>
+          <w:t>24</w:t>
         </w:r>
         <w:r>
           <w:rPr>
@@ -2098,7 +2098,7 @@
           <w:rPr>
             <w:rStyle w:val="ListLabel1"/>
           </w:rPr>
-          <w:t>21</w:t>
+          <w:t>25</w:t>
         </w:r>
         <w:r>
           <w:rPr>
@@ -2155,7 +2155,7 @@
           <w:rPr>
             <w:rStyle w:val="ListLabel1"/>
           </w:rPr>
-          <w:t>22</w:t>
+          <w:t>27</w:t>
         </w:r>
         <w:r>
           <w:rPr>
@@ -2212,7 +2212,7 @@
           <w:rPr>
             <w:rStyle w:val="ListLabel1"/>
           </w:rPr>
-          <w:t>23</w:t>
+          <w:t>29</w:t>
         </w:r>
         <w:r>
           <w:rPr>
@@ -2297,7 +2297,7 @@
           <w:rPr>
             <w:rStyle w:val="ListLabel1"/>
           </w:rPr>
-          <w:t>18</w:t>
+          <w:t>22</w:t>
         </w:r>
         <w:r>
           <w:rPr>
@@ -2404,6 +2404,9 @@
           </mc:Fallback>
         </mc:AlternateContent>
       </w:r>
+      <w:r>
+        <w:br w:type="page"/>
+      </w:r>
     </w:p>
     <w:p>
       <w:pPr>
@@ -2412,7 +2415,7 @@
         <w:spacing w:before="360" w:after="120"/>
         <w:rPr/>
       </w:pPr>
-      <w:bookmarkStart w:id="0" w:name="__RefHeading___Toc4448_1210051163"/>
+      <w:bookmarkStart w:id="0" w:name="__RefHeading___Toc4844_3176295302"/>
       <w:bookmarkEnd w:id="0"/>
       <w:r>
         <w:rPr>
@@ -2463,7 +2466,7 @@
           <w:rStyle w:val="VerbatimChar"/>
           <w:sz w:val="20"/>
         </w:rPr>
-        <w:t>projects/NexysA7/rapids_characterization</w:t>
+        <w:t>projects/fpga-systems/Genesys2/rapids_beats</w:t>
       </w:r>
       <w:r>
         <w:rPr>
@@ -2515,7 +2518,7 @@
           <w:rStyle w:val="VerbatimChar"/>
           <w:sz w:val="20"/>
         </w:rPr>
-        <w:t>projects/components/dmas/rapids/</w:t>
+        <w:t>projects/components/dma-ip/rapids/</w:t>
       </w:r>
       <w:r>
         <w:rPr>
@@ -2594,7 +2597,7 @@
         <w:spacing w:before="280" w:after="80"/>
         <w:rPr/>
       </w:pPr>
-      <w:bookmarkStart w:id="1" w:name="__RefHeading___Toc4450_1210051163"/>
+      <w:bookmarkStart w:id="1" w:name="__RefHeading___Toc4846_3176295302"/>
       <w:bookmarkStart w:id="2" w:name="references"/>
       <w:bookmarkEnd w:id="1"/>
       <w:r>
@@ -2859,7 +2862,7 @@
                 <w:szCs w:val="24"/>
                 <w:lang w:val="en-US" w:eastAsia="en-US" w:bidi="ar-SA"/>
               </w:rPr>
-              <w:t>docs/rapids_characterization_findings.md</w:t>
+              <w:t>docs/rapids_beats_findings.md</w:t>
             </w:r>
             <w:r>
               <w:rPr>
@@ -3237,7 +3240,7 @@
         <w:spacing w:before="280" w:after="80"/>
         <w:rPr/>
       </w:pPr>
-      <w:bookmarkStart w:id="5" w:name="__RefHeading___Toc4452_1210051163"/>
+      <w:bookmarkStart w:id="5" w:name="__RefHeading___Toc4848_3176295302"/>
       <w:bookmarkStart w:id="6" w:name="terminology"/>
       <w:bookmarkEnd w:id="5"/>
       <w:r>
@@ -3334,20 +3337,33 @@
         <w:rPr>
           <w:sz w:val="20"/>
         </w:rPr>
-        <w:t xml:space="preserve">The fixed-quantum transfer variant of RAPIDS. </w:t>
+        <w:t xml:space="preserve">The fixed-quantum transfer variant of RAPIDS. The Genesys 2 build is </w:t>
       </w:r>
       <w:r>
         <w:rPr>
           <w:rStyle w:val="VerbatimChar"/>
           <w:sz w:val="20"/>
         </w:rPr>
-        <w:t>DATA_WIDTH = 512</w:t>
-      </w:r>
-      <w:r>
-        <w:rPr>
-          <w:sz w:val="20"/>
-        </w:rPr>
-        <w:t xml:space="preserve"> (64 bytes per beat); peak per-direction bandwidth = 64 B × 100 MHz = 6.4 GB/s.</w:t>
+        <w:t>DATA_WIDTH = 256</w:t>
+      </w:r>
+      <w:r>
+        <w:rPr>
+          <w:sz w:val="20"/>
+        </w:rPr>
+        <w:t xml:space="preserve"> (32 bytes per beat, AXI4 and AXIS alike) since 2026-09-29; peak per-direction bandwidth = 32 B × 100 MHz = 3.2 GB/s. Perf reports v1.0 to v1.5 measured the earlier 512-bit build (64 B/beat, 6.4 GB/s). The bitstream reports its own geometry in the harness </w:t>
+      </w:r>
+      <w:r>
+        <w:rPr>
+          <w:rStyle w:val="VerbatimChar"/>
+          <w:sz w:val="20"/>
+        </w:rPr>
+        <w:t>BUILD</w:t>
+      </w:r>
+      <w:r>
+        <w:rPr>
+          <w:sz w:val="20"/>
+        </w:rPr>
+        <w:t xml:space="preserve"> register and the host takes its byte and bandwidth math from there.</w:t>
       </w:r>
     </w:p>
     <w:p>
@@ -3513,7 +3529,7 @@
         <w:spacing w:before="280" w:after="80"/>
         <w:rPr/>
       </w:pPr>
-      <w:bookmarkStart w:id="8" w:name="__RefHeading___Toc4454_1210051163"/>
+      <w:bookmarkStart w:id="8" w:name="__RefHeading___Toc4850_3176295302"/>
       <w:bookmarkEnd w:id="8"/>
       <w:r>
         <w:rPr>
@@ -3787,7 +3803,10 @@
         <w:spacing w:before="360" w:after="120"/>
         <w:rPr/>
       </w:pPr>
-      <w:bookmarkStart w:id="12" w:name="__RefHeading___Toc4456_1210051163"/>
+      <w:r>
+        <w:br w:type="page"/>
+      </w:r>
+      <w:bookmarkStart w:id="12" w:name="__RefHeading___Toc4852_3176295302"/>
       <w:bookmarkEnd w:id="12"/>
       <w:r>
         <w:rPr>
@@ -3817,7 +3836,7 @@
         <w:spacing w:before="280" w:after="80"/>
         <w:rPr/>
       </w:pPr>
-      <w:bookmarkStart w:id="13" w:name="__RefHeading___Toc4458_1210051163"/>
+      <w:bookmarkStart w:id="13" w:name="__RefHeading___Toc4854_3176295302"/>
       <w:bookmarkStart w:id="14" w:name="what-it-characterizes"/>
       <w:bookmarkEnd w:id="13"/>
       <w:r>
@@ -3965,7 +3984,7 @@
         <w:spacing w:before="280" w:after="80"/>
         <w:rPr/>
       </w:pPr>
-      <w:bookmarkStart w:id="15" w:name="__RefHeading___Toc4460_1210051163"/>
+      <w:bookmarkStart w:id="15" w:name="__RefHeading___Toc4856_3176295302"/>
       <w:bookmarkEnd w:id="15"/>
       <w:r>
         <w:rPr>
@@ -4511,7 +4530,7 @@
         <w:spacing w:before="280" w:after="80"/>
         <w:rPr/>
       </w:pPr>
-      <w:bookmarkStart w:id="18" w:name="__RefHeading___Toc4462_1210051163"/>
+      <w:bookmarkStart w:id="18" w:name="__RefHeading___Toc4858_3176295302"/>
       <w:bookmarkEnd w:id="18"/>
       <w:r>
         <w:rPr>
@@ -4547,7 +4566,7 @@
     <w:tbl>
       <w:tblPr>
         <w:tblStyle w:val="Table"/>
-        <w:tblW w:w="7920" w:type="dxa"/>
+        <w:tblW w:w="5000" w:type="pct"/>
         <w:jc w:val="left"/>
         <w:tblInd w:w="108" w:type="dxa"/>
         <w:tblLayout w:type="fixed"/>
@@ -4560,8 +4579,8 @@
         <w:tblLook w:val="0020" w:noHBand="0" w:noVBand="0" w:firstColumn="0" w:lastRow="0" w:lastColumn="0" w:firstRow="1"/>
       </w:tblPr>
       <w:tblGrid>
-        <w:gridCol w:w="3960"/>
-        <w:gridCol w:w="3959"/>
+        <w:gridCol w:w="5719"/>
+        <w:gridCol w:w="3640"/>
       </w:tblGrid>
       <w:tr>
         <w:trPr>
@@ -4569,7 +4588,7 @@
         </w:trPr>
         <w:tc>
           <w:tcPr>
-            <w:tcW w:w="3960" w:type="dxa"/>
+            <w:tcW w:w="5719" w:type="dxa"/>
             <w:tcBorders>
               <w:bottom w:val="single" w:sz="6" w:space="0" w:color="000000"/>
             </w:tcBorders>
@@ -4605,7 +4624,7 @@
         </w:tc>
         <w:tc>
           <w:tcPr>
-            <w:tcW w:w="3959" w:type="dxa"/>
+            <w:tcW w:w="3640" w:type="dxa"/>
             <w:tcBorders>
               <w:bottom w:val="single" w:sz="6" w:space="0" w:color="000000"/>
             </w:tcBorders>
@@ -4644,7 +4663,7 @@
         <w:trPr/>
         <w:tc>
           <w:tcPr>
-            <w:tcW w:w="3960" w:type="dxa"/>
+            <w:tcW w:w="5719" w:type="dxa"/>
             <w:tcBorders/>
           </w:tcPr>
           <w:p>
@@ -4675,32 +4694,32 @@
         </w:tc>
         <w:tc>
           <w:tcPr>
-            <w:tcW w:w="3959" w:type="dxa"/>
-            <w:tcBorders/>
-          </w:tcPr>
-          <w:p>
-            <w:pPr>
-              <w:pStyle w:val="Compact"/>
-              <w:widowControl/>
-              <w:spacing w:before="36" w:after="36"/>
-              <w:jc w:val="left"/>
-              <w:rPr>
-                <w:rFonts w:ascii="Cambria" w:hAnsi="Cambria" w:eastAsia="Cambria" w:cs=""/>
-                <w:kern w:val="0"/>
-                <w:sz w:val="24"/>
-                <w:szCs w:val="24"/>
-                <w:lang w:val="en-US" w:eastAsia="en-US" w:bidi="ar-SA"/>
-              </w:rPr>
-            </w:pPr>
-            <w:r>
-              <w:rPr>
-                <w:rFonts w:eastAsia="Cambria" w:cs=""/>
-                <w:kern w:val="0"/>
-                <w:sz w:val="24"/>
-                <w:szCs w:val="24"/>
-                <w:lang w:val="en-US" w:eastAsia="en-US" w:bidi="ar-SA"/>
-              </w:rPr>
-              <w:t>512 bits (64 B/beat)</w:t>
+            <w:tcW w:w="3640" w:type="dxa"/>
+            <w:tcBorders/>
+          </w:tcPr>
+          <w:p>
+            <w:pPr>
+              <w:pStyle w:val="Compact"/>
+              <w:widowControl/>
+              <w:spacing w:before="36" w:after="36"/>
+              <w:jc w:val="left"/>
+              <w:rPr>
+                <w:rFonts w:ascii="Cambria" w:hAnsi="Cambria" w:eastAsia="Cambria" w:cs=""/>
+                <w:kern w:val="0"/>
+                <w:sz w:val="24"/>
+                <w:szCs w:val="24"/>
+                <w:lang w:val="en-US" w:eastAsia="en-US" w:bidi="ar-SA"/>
+              </w:rPr>
+            </w:pPr>
+            <w:r>
+              <w:rPr>
+                <w:rFonts w:eastAsia="Cambria" w:cs=""/>
+                <w:kern w:val="0"/>
+                <w:sz w:val="24"/>
+                <w:szCs w:val="24"/>
+                <w:lang w:val="en-US" w:eastAsia="en-US" w:bidi="ar-SA"/>
+              </w:rPr>
+              <w:t>256 bits (32 B/beat), AXI4 and AXIS; 512 bits (64 B) through perf report v1.5</w:t>
             </w:r>
           </w:p>
         </w:tc>
@@ -4709,7 +4728,7 @@
         <w:trPr/>
         <w:tc>
           <w:tcPr>
-            <w:tcW w:w="3960" w:type="dxa"/>
+            <w:tcW w:w="5719" w:type="dxa"/>
             <w:tcBorders/>
           </w:tcPr>
           <w:p>
@@ -4740,7 +4759,7 @@
         </w:tc>
         <w:tc>
           <w:tcPr>
-            <w:tcW w:w="3959" w:type="dxa"/>
+            <w:tcW w:w="3640" w:type="dxa"/>
             <w:tcBorders/>
           </w:tcPr>
           <w:p>
@@ -4774,7 +4793,7 @@
         <w:trPr/>
         <w:tc>
           <w:tcPr>
-            <w:tcW w:w="3960" w:type="dxa"/>
+            <w:tcW w:w="5719" w:type="dxa"/>
             <w:tcBorders/>
           </w:tcPr>
           <w:p>
@@ -4805,7 +4824,7 @@
         </w:tc>
         <w:tc>
           <w:tcPr>
-            <w:tcW w:w="3959" w:type="dxa"/>
+            <w:tcW w:w="3640" w:type="dxa"/>
             <w:tcBorders/>
           </w:tcPr>
           <w:p>
@@ -4839,63 +4858,63 @@
         <w:trPr/>
         <w:tc>
           <w:tcPr>
-            <w:tcW w:w="3960" w:type="dxa"/>
-            <w:tcBorders/>
-          </w:tcPr>
-          <w:p>
-            <w:pPr>
-              <w:pStyle w:val="Compact"/>
-              <w:widowControl/>
-              <w:spacing w:before="36" w:after="36"/>
-              <w:jc w:val="left"/>
-              <w:rPr>
-                <w:rFonts w:ascii="Cambria" w:hAnsi="Cambria" w:eastAsia="Cambria" w:cs=""/>
-                <w:kern w:val="0"/>
-                <w:sz w:val="24"/>
-                <w:szCs w:val="24"/>
-                <w:lang w:val="en-US" w:eastAsia="en-US" w:bidi="ar-SA"/>
-              </w:rPr>
-            </w:pPr>
-            <w:r>
-              <w:rPr>
-                <w:rFonts w:eastAsia="Cambria" w:cs=""/>
-                <w:kern w:val="0"/>
-                <w:sz w:val="24"/>
-                <w:szCs w:val="24"/>
-                <w:lang w:val="en-US" w:eastAsia="en-US" w:bidi="ar-SA"/>
-              </w:rPr>
-              <w:t>Peak per direction</w:t>
-            </w:r>
-          </w:p>
-        </w:tc>
-        <w:tc>
-          <w:tcPr>
-            <w:tcW w:w="3959" w:type="dxa"/>
-            <w:tcBorders/>
-          </w:tcPr>
-          <w:p>
-            <w:pPr>
-              <w:pStyle w:val="Compact"/>
-              <w:widowControl/>
-              <w:spacing w:before="36" w:after="36"/>
-              <w:jc w:val="left"/>
-              <w:rPr>
-                <w:rFonts w:ascii="Cambria" w:hAnsi="Cambria" w:eastAsia="Cambria" w:cs=""/>
-                <w:kern w:val="0"/>
-                <w:sz w:val="24"/>
-                <w:szCs w:val="24"/>
-                <w:lang w:val="en-US" w:eastAsia="en-US" w:bidi="ar-SA"/>
-              </w:rPr>
-            </w:pPr>
-            <w:r>
-              <w:rPr>
-                <w:rFonts w:eastAsia="Cambria" w:cs=""/>
-                <w:kern w:val="0"/>
-                <w:sz w:val="24"/>
-                <w:szCs w:val="24"/>
-                <w:lang w:val="en-US" w:eastAsia="en-US" w:bidi="ar-SA"/>
-              </w:rPr>
-              <w:t>6.4 GB/s (64 B × 100 MHz)</w:t>
+            <w:tcW w:w="5719" w:type="dxa"/>
+            <w:tcBorders/>
+          </w:tcPr>
+          <w:p>
+            <w:pPr>
+              <w:pStyle w:val="Compact"/>
+              <w:widowControl/>
+              <w:spacing w:before="36" w:after="36"/>
+              <w:jc w:val="left"/>
+              <w:rPr>
+                <w:rFonts w:ascii="Cambria" w:hAnsi="Cambria" w:eastAsia="Cambria" w:cs=""/>
+                <w:kern w:val="0"/>
+                <w:sz w:val="24"/>
+                <w:szCs w:val="24"/>
+                <w:lang w:val="en-US" w:eastAsia="en-US" w:bidi="ar-SA"/>
+              </w:rPr>
+            </w:pPr>
+            <w:r>
+              <w:rPr>
+                <w:rFonts w:eastAsia="Cambria" w:cs=""/>
+                <w:kern w:val="0"/>
+                <w:sz w:val="24"/>
+                <w:szCs w:val="24"/>
+                <w:lang w:val="en-US" w:eastAsia="en-US" w:bidi="ar-SA"/>
+              </w:rPr>
+              <w:t>SRAM per channel</w:t>
+            </w:r>
+          </w:p>
+        </w:tc>
+        <w:tc>
+          <w:tcPr>
+            <w:tcW w:w="3640" w:type="dxa"/>
+            <w:tcBorders/>
+          </w:tcPr>
+          <w:p>
+            <w:pPr>
+              <w:pStyle w:val="Compact"/>
+              <w:widowControl/>
+              <w:spacing w:before="36" w:after="36"/>
+              <w:jc w:val="left"/>
+              <w:rPr>
+                <w:rFonts w:ascii="Cambria" w:hAnsi="Cambria" w:eastAsia="Cambria" w:cs=""/>
+                <w:kern w:val="0"/>
+                <w:sz w:val="24"/>
+                <w:szCs w:val="24"/>
+                <w:lang w:val="en-US" w:eastAsia="en-US" w:bidi="ar-SA"/>
+              </w:rPr>
+            </w:pPr>
+            <w:r>
+              <w:rPr>
+                <w:rFonts w:eastAsia="Cambria" w:cs=""/>
+                <w:kern w:val="0"/>
+                <w:sz w:val="24"/>
+                <w:szCs w:val="24"/>
+                <w:lang w:val="en-US" w:eastAsia="en-US" w:bidi="ar-SA"/>
+              </w:rPr>
+              <w:t>128 beats = 4 KB (was 256 x 64 B = 16 KB)</w:t>
             </w:r>
           </w:p>
         </w:tc>
@@ -4904,7 +4923,72 @@
         <w:trPr/>
         <w:tc>
           <w:tcPr>
-            <w:tcW w:w="3960" w:type="dxa"/>
+            <w:tcW w:w="5719" w:type="dxa"/>
+            <w:tcBorders/>
+          </w:tcPr>
+          <w:p>
+            <w:pPr>
+              <w:pStyle w:val="Compact"/>
+              <w:widowControl/>
+              <w:spacing w:before="36" w:after="36"/>
+              <w:jc w:val="left"/>
+              <w:rPr>
+                <w:rFonts w:ascii="Cambria" w:hAnsi="Cambria" w:eastAsia="Cambria" w:cs=""/>
+                <w:kern w:val="0"/>
+                <w:sz w:val="24"/>
+                <w:szCs w:val="24"/>
+                <w:lang w:val="en-US" w:eastAsia="en-US" w:bidi="ar-SA"/>
+              </w:rPr>
+            </w:pPr>
+            <w:r>
+              <w:rPr>
+                <w:rFonts w:eastAsia="Cambria" w:cs=""/>
+                <w:kern w:val="0"/>
+                <w:sz w:val="24"/>
+                <w:szCs w:val="24"/>
+                <w:lang w:val="en-US" w:eastAsia="en-US" w:bidi="ar-SA"/>
+              </w:rPr>
+              <w:t>Peak per direction</w:t>
+            </w:r>
+          </w:p>
+        </w:tc>
+        <w:tc>
+          <w:tcPr>
+            <w:tcW w:w="3640" w:type="dxa"/>
+            <w:tcBorders/>
+          </w:tcPr>
+          <w:p>
+            <w:pPr>
+              <w:pStyle w:val="Compact"/>
+              <w:widowControl/>
+              <w:spacing w:before="36" w:after="36"/>
+              <w:jc w:val="left"/>
+              <w:rPr>
+                <w:rFonts w:ascii="Cambria" w:hAnsi="Cambria" w:eastAsia="Cambria" w:cs=""/>
+                <w:kern w:val="0"/>
+                <w:sz w:val="24"/>
+                <w:szCs w:val="24"/>
+                <w:lang w:val="en-US" w:eastAsia="en-US" w:bidi="ar-SA"/>
+              </w:rPr>
+            </w:pPr>
+            <w:r>
+              <w:rPr>
+                <w:rFonts w:eastAsia="Cambria" w:cs=""/>
+                <w:kern w:val="0"/>
+                <w:sz w:val="24"/>
+                <w:szCs w:val="24"/>
+                <w:lang w:val="en-US" w:eastAsia="en-US" w:bidi="ar-SA"/>
+              </w:rPr>
+              <w:t>3.2 GB/s (32 B × 100 MHz)</w:t>
+            </w:r>
+          </w:p>
+        </w:tc>
+      </w:tr>
+      <w:tr>
+        <w:trPr/>
+        <w:tc>
+          <w:tcPr>
+            <w:tcW w:w="5719" w:type="dxa"/>
             <w:tcBorders/>
           </w:tcPr>
           <w:p>
@@ -4935,32 +5019,32 @@
         </w:tc>
         <w:tc>
           <w:tcPr>
-            <w:tcW w:w="3959" w:type="dxa"/>
-            <w:tcBorders/>
-          </w:tcPr>
-          <w:p>
-            <w:pPr>
-              <w:pStyle w:val="Compact"/>
-              <w:widowControl/>
-              <w:spacing w:before="36" w:after="36"/>
-              <w:jc w:val="left"/>
-              <w:rPr>
-                <w:rFonts w:ascii="Cambria" w:hAnsi="Cambria" w:eastAsia="Cambria" w:cs=""/>
-                <w:kern w:val="0"/>
-                <w:sz w:val="24"/>
-                <w:szCs w:val="24"/>
-                <w:lang w:val="en-US" w:eastAsia="en-US" w:bidi="ar-SA"/>
-              </w:rPr>
-            </w:pPr>
-            <w:r>
-              <w:rPr>
-                <w:rFonts w:eastAsia="Cambria" w:cs=""/>
-                <w:kern w:val="0"/>
-                <w:sz w:val="24"/>
-                <w:szCs w:val="24"/>
-                <w:lang w:val="en-US" w:eastAsia="en-US" w:bidi="ar-SA"/>
-              </w:rPr>
-              <w:t>12.8 GB/s</w:t>
+            <w:tcW w:w="3640" w:type="dxa"/>
+            <w:tcBorders/>
+          </w:tcPr>
+          <w:p>
+            <w:pPr>
+              <w:pStyle w:val="Compact"/>
+              <w:widowControl/>
+              <w:spacing w:before="36" w:after="36"/>
+              <w:jc w:val="left"/>
+              <w:rPr>
+                <w:rFonts w:ascii="Cambria" w:hAnsi="Cambria" w:eastAsia="Cambria" w:cs=""/>
+                <w:kern w:val="0"/>
+                <w:sz w:val="24"/>
+                <w:szCs w:val="24"/>
+                <w:lang w:val="en-US" w:eastAsia="en-US" w:bidi="ar-SA"/>
+              </w:rPr>
+            </w:pPr>
+            <w:r>
+              <w:rPr>
+                <w:rFonts w:eastAsia="Cambria" w:cs=""/>
+                <w:kern w:val="0"/>
+                <w:sz w:val="24"/>
+                <w:szCs w:val="24"/>
+                <w:lang w:val="en-US" w:eastAsia="en-US" w:bidi="ar-SA"/>
+              </w:rPr>
+              <w:t>6.4 GB/s</w:t>
             </w:r>
           </w:p>
         </w:tc>
@@ -4975,7 +5059,7 @@
         <w:spacing w:before="280" w:after="80"/>
         <w:rPr/>
       </w:pPr>
-      <w:bookmarkStart w:id="20" w:name="__RefHeading___Toc4464_1210051163"/>
+      <w:bookmarkStart w:id="20" w:name="__RefHeading___Toc4860_3176295302"/>
       <w:bookmarkEnd w:id="20"/>
       <w:r>
         <w:rPr>
@@ -5057,13 +5141,52 @@
         <w:rPr>
           <w:sz w:val="20"/>
         </w:rPr>
-        <w:t xml:space="preserve">. On Genesys 2 the 8-channel build reaches 99.8–100% line rate (6.40 GB/s per direction) — see </w:t>
+        <w:t xml:space="preserve">. On Genesys 2 the 8-channel 512-bit build reached 99.8–100% line rate (6.40 GB/s per direction, perf report v1.5); the 256-bit / 4 KB-per-channel build is the current design point (Makefile </w:t>
       </w:r>
       <w:r>
         <w:rPr>
           <w:rStyle w:val="VerbatimChar"/>
           <w:sz w:val="20"/>
         </w:rPr>
+        <w:t>DATA_WIDTH</w:t>
+      </w:r>
+      <w:r>
+        <w:rPr>
+          <w:sz w:val="20"/>
+        </w:rPr>
+        <w:t xml:space="preserve"> / </w:t>
+      </w:r>
+      <w:r>
+        <w:rPr>
+          <w:rStyle w:val="VerbatimChar"/>
+          <w:sz w:val="20"/>
+        </w:rPr>
+        <w:t>SRAM_DEPTH</w:t>
+      </w:r>
+      <w:r>
+        <w:rPr>
+          <w:sz w:val="20"/>
+        </w:rPr>
+        <w:t xml:space="preserve">, exported to the build and to </w:t>
+      </w:r>
+      <w:r>
+        <w:rPr>
+          <w:rStyle w:val="VerbatimChar"/>
+          <w:sz w:val="20"/>
+        </w:rPr>
+        <w:t>verify-sim</w:t>
+      </w:r>
+      <w:r>
+        <w:rPr>
+          <w:sz w:val="20"/>
+        </w:rPr>
+        <w:t xml:space="preserve">) — see </w:t>
+      </w:r>
+      <w:r>
+        <w:rPr>
+          <w:rStyle w:val="VerbatimChar"/>
+          <w:sz w:val="20"/>
+        </w:rPr>
         <w:t>reports/perf/</w:t>
       </w:r>
       <w:r>
@@ -5071,6 +5194,9 @@
           <w:sz w:val="20"/>
         </w:rPr>
         <w:t>.</w:t>
+      </w:r>
+      <w:r>
+        <w:br w:type="page"/>
       </w:r>
     </w:p>
     <w:p>
@@ -5080,7 +5206,7 @@
         <w:spacing w:before="360" w:after="120"/>
         <w:rPr/>
       </w:pPr>
-      <w:bookmarkStart w:id="21" w:name="__RefHeading___Toc4466_1210051163"/>
+      <w:bookmarkStart w:id="21" w:name="__RefHeading___Toc4862_3176295302"/>
       <w:bookmarkStart w:id="22" w:name="how-it-works"/>
       <w:bookmarkEnd w:id="21"/>
       <w:r>
@@ -5111,7 +5237,7 @@
         <w:spacing w:before="280" w:after="80"/>
         <w:rPr/>
       </w:pPr>
-      <w:bookmarkStart w:id="23" w:name="__RefHeading___Toc4468_1210051163"/>
+      <w:bookmarkStart w:id="23" w:name="__RefHeading___Toc4864_3176295302"/>
       <w:bookmarkStart w:id="24" w:name="the-spine-and-region-decode"/>
       <w:bookmarkEnd w:id="23"/>
       <w:r>
@@ -5155,7 +5281,7 @@
         <w:rPr>
           <w:sz w:val="20"/>
         </w:rPr>
-        <w:t>) into three regions:</w:t>
+        <w:t>) into four regions:</w:t>
       </w:r>
     </w:p>
     <w:p>
@@ -5164,7 +5290,7 @@
         <w:spacing w:before="200" w:after="80"/>
         <w:rPr/>
       </w:pPr>
-      <w:bookmarkStart w:id="25" w:name="__RefHeading___Toc4470_1210051163"/>
+      <w:bookmarkStart w:id="25" w:name="__RefHeading___Toc4866_3176295302"/>
       <w:bookmarkStart w:id="26" w:name="X88c953fd2d3cf5c1605b38e654c32adedef9ddc"/>
       <w:bookmarkStart w:id="27" w:name="_Fig_1_RAPIDS_Characterizat"/>
       <w:bookmarkEnd w:id="25"/>
@@ -5518,7 +5644,7 @@
                 <w:szCs w:val="24"/>
                 <w:lang w:val="en-US" w:eastAsia="en-US" w:bidi="ar-SA"/>
               </w:rPr>
-              <w:t>apb_master</w:t>
+              <w:t>apb4_master</w:t>
             </w:r>
             <w:r>
               <w:rPr>
@@ -5721,6 +5847,152 @@
                 <w:lang w:val="en-US" w:eastAsia="en-US" w:bidi="ar-SA"/>
               </w:rPr>
               <w:t>gen / chk / mem / mon / obs control + status readback</w:t>
+            </w:r>
+          </w:p>
+        </w:tc>
+      </w:tr>
+      <w:tr>
+        <w:trPr/>
+        <w:tc>
+          <w:tcPr>
+            <w:tcW w:w="3120" w:type="dxa"/>
+            <w:tcBorders/>
+          </w:tcPr>
+          <w:p>
+            <w:pPr>
+              <w:pStyle w:val="Compact"/>
+              <w:widowControl/>
+              <w:spacing w:before="36" w:after="36"/>
+              <w:jc w:val="center"/>
+              <w:rPr>
+                <w:rFonts w:ascii="Cambria" w:hAnsi="Cambria" w:eastAsia="Cambria" w:cs=""/>
+                <w:kern w:val="0"/>
+                <w:sz w:val="24"/>
+                <w:szCs w:val="24"/>
+                <w:lang w:val="en-US" w:eastAsia="en-US" w:bidi="ar-SA"/>
+              </w:rPr>
+            </w:pPr>
+            <w:r>
+              <w:rPr>
+                <w:rFonts w:eastAsia="Cambria" w:cs=""/>
+                <w:kern w:val="0"/>
+                <w:sz w:val="24"/>
+                <w:szCs w:val="24"/>
+                <w:lang w:val="en-US" w:eastAsia="en-US" w:bidi="ar-SA"/>
+              </w:rPr>
+              <w:t>3 — OBSERVERS</w:t>
+            </w:r>
+          </w:p>
+        </w:tc>
+        <w:tc>
+          <w:tcPr>
+            <w:tcW w:w="2339" w:type="dxa"/>
+            <w:tcBorders/>
+          </w:tcPr>
+          <w:p>
+            <w:pPr>
+              <w:pStyle w:val="Compact"/>
+              <w:widowControl/>
+              <w:spacing w:before="36" w:after="36"/>
+              <w:jc w:val="left"/>
+              <w:rPr>
+                <w:rFonts w:ascii="Cambria" w:hAnsi="Cambria" w:eastAsia="Cambria" w:cs=""/>
+                <w:kern w:val="0"/>
+                <w:sz w:val="24"/>
+                <w:szCs w:val="24"/>
+                <w:lang w:val="en-US" w:eastAsia="en-US" w:bidi="ar-SA"/>
+              </w:rPr>
+            </w:pPr>
+            <w:r>
+              <w:rPr>
+                <w:rFonts w:eastAsia="Cambria" w:cs=""/>
+                <w:kern w:val="0"/>
+                <w:sz w:val="24"/>
+                <w:szCs w:val="24"/>
+                <w:lang w:val="en-US" w:eastAsia="en-US" w:bidi="ar-SA"/>
+              </w:rPr>
+              <w:t>0x3_0000</w:t>
+            </w:r>
+          </w:p>
+        </w:tc>
+        <w:tc>
+          <w:tcPr>
+            <w:tcW w:w="3901" w:type="dxa"/>
+            <w:tcBorders/>
+          </w:tcPr>
+          <w:p>
+            <w:pPr>
+              <w:pStyle w:val="Compact"/>
+              <w:widowControl/>
+              <w:spacing w:before="36" w:after="36"/>
+              <w:jc w:val="left"/>
+              <w:rPr>
+                <w:rFonts w:ascii="Cambria" w:hAnsi="Cambria" w:eastAsia="Cambria" w:cs=""/>
+                <w:kern w:val="0"/>
+                <w:sz w:val="24"/>
+                <w:szCs w:val="24"/>
+                <w:lang w:val="en-US" w:eastAsia="en-US" w:bidi="ar-SA"/>
+              </w:rPr>
+            </w:pPr>
+            <w:r>
+              <w:rPr>
+                <w:rStyle w:val="VerbatimChar"/>
+                <w:rFonts w:eastAsia="Cambria" w:cs=""/>
+                <w:kern w:val="0"/>
+                <w:szCs w:val="24"/>
+                <w:lang w:val="en-US" w:eastAsia="en-US" w:bidi="ar-SA"/>
+              </w:rPr>
+              <w:t>USE_OBSERVERS=1</w:t>
+            </w:r>
+            <w:r>
+              <w:rPr>
+                <w:rFonts w:eastAsia="Cambria" w:cs=""/>
+                <w:kern w:val="0"/>
+                <w:sz w:val="24"/>
+                <w:szCs w:val="24"/>
+                <w:lang w:val="en-US" w:eastAsia="en-US" w:bidi="ar-SA"/>
+              </w:rPr>
+              <w:t xml:space="preserve"> only: the shared interface observers’ </w:t>
+            </w:r>
+            <w:r>
+              <w:rPr>
+                <w:rStyle w:val="VerbatimChar"/>
+                <w:rFonts w:eastAsia="Cambria" w:cs=""/>
+                <w:kern w:val="0"/>
+                <w:szCs w:val="24"/>
+                <w:lang w:val="en-US" w:eastAsia="en-US" w:bidi="ar-SA"/>
+              </w:rPr>
+              <w:t>obs_regs</w:t>
+            </w:r>
+            <w:r>
+              <w:rPr>
+                <w:rFonts w:eastAsia="Cambria" w:cs=""/>
+                <w:kern w:val="0"/>
+                <w:sz w:val="24"/>
+                <w:szCs w:val="24"/>
+                <w:lang w:val="en-US" w:eastAsia="en-US" w:bidi="ar-SA"/>
+              </w:rPr>
+              <w:t xml:space="preserve"> maps, AXI observer @ 0x0000, AXIS observer @ 0x1000 (</w:t>
+            </w:r>
+            <w:r>
+              <w:rPr>
+                <w:rStyle w:val="VerbatimChar"/>
+                <w:rFonts w:eastAsia="Cambria" w:cs=""/>
+                <w:kern w:val="0"/>
+                <w:szCs w:val="24"/>
+                <w:lang w:val="en-US" w:eastAsia="en-US" w:bidi="ar-SA"/>
+              </w:rPr>
+              <w:t>paddr[12]</w:t>
+            </w:r>
+            <w:r>
+              <w:rPr>
+                <w:rFonts w:eastAsia="Cambria" w:cs=""/>
+                <w:kern w:val="0"/>
+                <w:sz w:val="24"/>
+                <w:szCs w:val="24"/>
+                <w:lang w:val="en-US" w:eastAsia="en-US" w:bidi="ar-SA"/>
+              </w:rPr>
+              <w:t>); reads 0 with PSLVERR when not built</w:t>
             </w:r>
           </w:p>
         </w:tc>
@@ -5788,7 +6060,7 @@
         <w:spacing w:before="280" w:after="80"/>
         <w:rPr/>
       </w:pPr>
-      <w:bookmarkStart w:id="29" w:name="__RefHeading___Toc4472_1210051163"/>
+      <w:bookmarkStart w:id="29" w:name="__RefHeading___Toc4868_3176295302"/>
       <w:bookmarkEnd w:id="29"/>
       <w:r>
         <w:rPr>
@@ -6007,7 +6279,7 @@
                 <w:szCs w:val="24"/>
                 <w:lang w:val="en-US" w:eastAsia="en-US" w:bidi="ar-SA"/>
               </w:rPr>
-              <w:t>apb_master</w:t>
+              <w:t>apb4_master</w:t>
             </w:r>
             <w:r>
               <w:rPr>
@@ -6236,7 +6508,7 @@
         <w:spacing w:before="280" w:after="80"/>
         <w:rPr/>
       </w:pPr>
-      <w:bookmarkStart w:id="32" w:name="__RefHeading___Toc4474_1210051163"/>
+      <w:bookmarkStart w:id="32" w:name="__RefHeading___Toc4870_3176295302"/>
       <w:bookmarkEnd w:id="32"/>
       <w:r>
         <w:rPr>
@@ -6299,7 +6571,7 @@
           <w:rStyle w:val="VerbatimChar"/>
           <w:sz w:val="20"/>
         </w:rPr>
-        <w:t>projects/components/dmas/rapids/</w:t>
+        <w:t>projects/components/dma-ip/rapids/</w:t>
       </w:r>
       <w:r>
         <w:rPr>
@@ -6345,7 +6617,188 @@
         <w:rPr>
           <w:sz w:val="20"/>
         </w:rPr>
-        <w:t xml:space="preserve"> so utilization is metered externally and 8-channel timing closes.</w:t>
+        <w:t xml:space="preserve"> so utilization is metered externally and 8-channel timing closes. Two more knobs, also default off, add the shared interface observers beside the DUT’s data ports (rapids TASK-001): </w:t>
+      </w:r>
+      <w:r>
+        <w:rPr>
+          <w:rStyle w:val="VerbatimChar"/>
+          <w:sz w:val="20"/>
+        </w:rPr>
+        <w:t>USE_OBSERVERS = 1</w:t>
+      </w:r>
+      <w:r>
+        <w:rPr>
+          <w:sz w:val="20"/>
+        </w:rPr>
+        <w:t xml:space="preserve"> builds </w:t>
+      </w:r>
+      <w:r>
+        <w:rPr>
+          <w:rStyle w:val="VerbatimChar"/>
+          <w:sz w:val="20"/>
+        </w:rPr>
+        <w:t>axi4_intf_master_observer</w:t>
+      </w:r>
+      <w:r>
+        <w:rPr>
+          <w:sz w:val="20"/>
+        </w:rPr>
+        <w:t xml:space="preserve"> on the rd/wr data masters and </w:t>
+      </w:r>
+      <w:r>
+        <w:rPr>
+          <w:rStyle w:val="VerbatimChar"/>
+          <w:sz w:val="20"/>
+        </w:rPr>
+        <w:t>axis4_intf_observer</w:t>
+      </w:r>
+      <w:r>
+        <w:rPr>
+          <w:sz w:val="20"/>
+        </w:rPr>
+        <w:t xml:space="preserve"> on </w:t>
+      </w:r>
+      <w:r>
+        <w:rPr>
+          <w:rStyle w:val="VerbatimChar"/>
+          <w:sz w:val="20"/>
+        </w:rPr>
+        <w:t>s_axis</w:t>
+      </w:r>
+      <w:r>
+        <w:rPr>
+          <w:sz w:val="20"/>
+        </w:rPr>
+        <w:t xml:space="preserve"> / </w:t>
+      </w:r>
+      <w:r>
+        <w:rPr>
+          <w:rStyle w:val="VerbatimChar"/>
+          <w:sz w:val="20"/>
+        </w:rPr>
+        <w:t>m_axis</w:t>
+      </w:r>
+      <w:r>
+        <w:rPr>
+          <w:sz w:val="20"/>
+        </w:rPr>
+        <w:t xml:space="preserve"> (port 0 sink ingress, port 1 source egress), each on its own 4 KB </w:t>
+      </w:r>
+      <w:r>
+        <w:rPr>
+          <w:rStyle w:val="VerbatimChar"/>
+          <w:sz w:val="20"/>
+        </w:rPr>
+        <w:t>obs_regs</w:t>
+      </w:r>
+      <w:r>
+        <w:rPr>
+          <w:sz w:val="20"/>
+        </w:rPr>
+        <w:t xml:space="preserve"> window in region 3; </w:t>
+      </w:r>
+      <w:r>
+        <w:rPr>
+          <w:rStyle w:val="VerbatimChar"/>
+          <w:sz w:val="20"/>
+        </w:rPr>
+        <w:t>OBS_ENABLE_MON_TAPS = 1</w:t>
+      </w:r>
+      <w:r>
+        <w:rPr>
+          <w:sz w:val="20"/>
+        </w:rPr>
+        <w:t xml:space="preserve"> arms their monbus event taps (the meters and latency histograms count without them). Their monbus egress lands in an always-accept responder, like the DUT’s own; the bare </w:t>
+      </w:r>
+      <w:r>
+        <w:rPr>
+          <w:rStyle w:val="VerbatimChar"/>
+          <w:sz w:val="20"/>
+        </w:rPr>
+        <w:t>axi_bus_meter</w:t>
+      </w:r>
+      <w:r>
+        <w:rPr>
+          <w:sz w:val="20"/>
+        </w:rPr>
+        <w:t xml:space="preserve"> / </w:t>
+      </w:r>
+      <w:r>
+        <w:rPr>
+          <w:rStyle w:val="VerbatimChar"/>
+          <w:sz w:val="20"/>
+        </w:rPr>
+        <w:t>axis_bus_meter</w:t>
+      </w:r>
+      <w:r>
+        <w:rPr>
+          <w:sz w:val="20"/>
+        </w:rPr>
+        <w:t xml:space="preserve"> instances and the region-2 </w:t>
+      </w:r>
+      <w:r>
+        <w:rPr>
+          <w:rStyle w:val="VerbatimChar"/>
+          <w:sz w:val="20"/>
+        </w:rPr>
+        <w:t>OBS_*</w:t>
+      </w:r>
+      <w:r>
+        <w:rPr>
+          <w:sz w:val="20"/>
+        </w:rPr>
+        <w:t xml:space="preserve"> CSRs the host tools read are unchanged. The harness also carries STREAM’s memory-latency model: </w:t>
+      </w:r>
+      <w:r>
+        <w:rPr>
+          <w:rStyle w:val="VerbatimChar"/>
+          <w:sz w:val="20"/>
+        </w:rPr>
+        <w:t>axi_response_delay</w:t>
+      </w:r>
+      <w:r>
+        <w:rPr>
+          <w:sz w:val="20"/>
+        </w:rPr>
+        <w:t xml:space="preserve"> on the source read’s R channel and the sink write’s B channel, programmed by the </w:t>
+      </w:r>
+      <w:r>
+        <w:rPr>
+          <w:rStyle w:val="VerbatimChar"/>
+          <w:sz w:val="20"/>
+        </w:rPr>
+        <w:t>RESP_DELAY</w:t>
+      </w:r>
+      <w:r>
+        <w:rPr>
+          <w:sz w:val="20"/>
+        </w:rPr>
+        <w:t xml:space="preserve"> CSR (region 2, 0xC4) in aclk cycles, so the same latency-vs-throughput knee STREAM reports can be swept here (</w:t>
+      </w:r>
+      <w:r>
+        <w:rPr>
+          <w:rStyle w:val="VerbatimChar"/>
+          <w:sz w:val="20"/>
+        </w:rPr>
+        <w:t>--suite-delay</w:t>
+      </w:r>
+      <w:r>
+        <w:rPr>
+          <w:sz w:val="20"/>
+        </w:rPr>
+        <w:t>).</w:t>
+      </w:r>
+    </w:p>
+    <w:p>
+      <w:pPr>
+        <w:pStyle w:val="BodyText"/>
+        <w:rPr/>
+      </w:pPr>
+      <w:r>
+        <w:rPr>
+          <w:sz w:val="20"/>
+        </w:rPr>
+        <w:t>Measured 2026-09-27 (synth, 8ch, 100 MHz): the pair adds 10,943 LUTs as instruments and 18,733 with the taps armed over the 60,651-LUT bare build, and timing closes in every variant (+3.703 / +0.869 ns synth WNS vs +3.683).</w:t>
       </w:r>
     </w:p>
     <w:p>
@@ -6757,7 +7210,27 @@
                 <w:szCs w:val="24"/>
                 <w:lang w:val="en-US" w:eastAsia="en-US" w:bidi="ar-SA"/>
               </w:rPr>
-              <w:t xml:space="preserve"> (512-bit source data)</w:t>
+              <w:t xml:space="preserve"> (</w:t>
+            </w:r>
+            <w:r>
+              <w:rPr>
+                <w:rStyle w:val="VerbatimChar"/>
+                <w:rFonts w:eastAsia="Cambria" w:cs=""/>
+                <w:kern w:val="0"/>
+                <w:szCs w:val="24"/>
+                <w:lang w:val="en-US" w:eastAsia="en-US" w:bidi="ar-SA"/>
+              </w:rPr>
+              <w:t>DATA_WIDTH</w:t>
+            </w:r>
+            <w:r>
+              <w:rPr>
+                <w:rFonts w:eastAsia="Cambria" w:cs=""/>
+                <w:kern w:val="0"/>
+                <w:sz w:val="24"/>
+                <w:szCs w:val="24"/>
+                <w:lang w:val="en-US" w:eastAsia="en-US" w:bidi="ar-SA"/>
+              </w:rPr>
+              <w:t>-bit source data; 256 on the Genesys 2 build)</w:t>
             </w:r>
           </w:p>
         </w:tc>
@@ -6842,7 +7315,27 @@
                 <w:szCs w:val="24"/>
                 <w:lang w:val="en-US" w:eastAsia="en-US" w:bidi="ar-SA"/>
               </w:rPr>
-              <w:t xml:space="preserve"> (512-bit sink data verify)</w:t>
+              <w:t xml:space="preserve"> (</w:t>
+            </w:r>
+            <w:r>
+              <w:rPr>
+                <w:rStyle w:val="VerbatimChar"/>
+                <w:rFonts w:eastAsia="Cambria" w:cs=""/>
+                <w:kern w:val="0"/>
+                <w:szCs w:val="24"/>
+                <w:lang w:val="en-US" w:eastAsia="en-US" w:bidi="ar-SA"/>
+              </w:rPr>
+              <w:t>DATA_WIDTH</w:t>
+            </w:r>
+            <w:r>
+              <w:rPr>
+                <w:rFonts w:eastAsia="Cambria" w:cs=""/>
+                <w:kern w:val="0"/>
+                <w:sz w:val="24"/>
+                <w:szCs w:val="24"/>
+                <w:lang w:val="en-US" w:eastAsia="en-US" w:bidi="ar-SA"/>
+              </w:rPr>
+              <w:t>-bit sink data verify)</w:t>
             </w:r>
           </w:p>
         </w:tc>
@@ -7017,7 +7510,7 @@
         <w:spacing w:before="280" w:after="80"/>
         <w:rPr/>
       </w:pPr>
-      <w:bookmarkStart w:id="34" w:name="__RefHeading___Toc4476_1210051163"/>
+      <w:bookmarkStart w:id="34" w:name="__RefHeading___Toc4872_3176295302"/>
       <w:bookmarkEnd w:id="34"/>
       <w:r>
         <w:rPr>
@@ -7141,6 +7634,9 @@
         <w:t>.</w:t>
       </w:r>
       <w:bookmarkEnd w:id="22"/>
+      <w:r>
+        <w:br w:type="page"/>
+      </w:r>
     </w:p>
     <w:p>
       <w:pPr>
@@ -7149,7 +7645,7 @@
         <w:spacing w:before="360" w:after="120"/>
         <w:rPr/>
       </w:pPr>
-      <w:bookmarkStart w:id="35" w:name="__RefHeading___Toc4478_1210051163"/>
+      <w:bookmarkStart w:id="35" w:name="__RefHeading___Toc4874_3176295302"/>
       <w:bookmarkStart w:id="36" w:name="test-methodology"/>
       <w:bookmarkEnd w:id="35"/>
       <w:r>
@@ -7192,7 +7688,7 @@
         <w:spacing w:before="280" w:after="80"/>
         <w:rPr/>
       </w:pPr>
-      <w:bookmarkStart w:id="37" w:name="__RefHeading___Toc4480_1210051163"/>
+      <w:bookmarkStart w:id="37" w:name="__RefHeading___Toc4876_3176295302"/>
       <w:bookmarkStart w:id="38" w:name="what-is-under-test"/>
       <w:bookmarkEnd w:id="37"/>
       <w:r>
@@ -7262,7 +7758,7 @@
         <w:spacing w:before="280" w:after="80"/>
         <w:rPr/>
       </w:pPr>
-      <w:bookmarkStart w:id="39" w:name="__RefHeading___Toc4482_1210051163"/>
+      <w:bookmarkStart w:id="39" w:name="__RefHeading___Toc4878_3176295302"/>
       <w:bookmarkStart w:id="40" w:name="what-is-measured-and-how"/>
       <w:bookmarkEnd w:id="39"/>
       <w:r>
@@ -7772,6 +8268,306 @@
           </w:p>
         </w:tc>
       </w:tr>
+      <w:tr>
+        <w:trPr/>
+        <w:tc>
+          <w:tcPr>
+            <w:tcW w:w="3119" w:type="dxa"/>
+            <w:tcBorders/>
+          </w:tcPr>
+          <w:p>
+            <w:pPr>
+              <w:pStyle w:val="Compact"/>
+              <w:widowControl/>
+              <w:spacing w:before="36" w:after="36"/>
+              <w:jc w:val="left"/>
+              <w:rPr>
+                <w:rFonts w:ascii="Cambria" w:hAnsi="Cambria" w:eastAsia="Cambria" w:cs=""/>
+                <w:kern w:val="0"/>
+                <w:sz w:val="24"/>
+                <w:szCs w:val="24"/>
+                <w:lang w:val="en-US" w:eastAsia="en-US" w:bidi="ar-SA"/>
+              </w:rPr>
+            </w:pPr>
+            <w:r>
+              <w:rPr>
+                <w:rFonts w:eastAsia="Cambria" w:cs=""/>
+                <w:kern w:val="0"/>
+                <w:sz w:val="24"/>
+                <w:szCs w:val="24"/>
+                <w:lang w:val="en-US" w:eastAsia="en-US" w:bidi="ar-SA"/>
+              </w:rPr>
+              <w:t>Observer telemetry (</w:t>
+            </w:r>
+            <w:r>
+              <w:rPr>
+                <w:rStyle w:val="VerbatimChar"/>
+                <w:rFonts w:eastAsia="Cambria" w:cs=""/>
+                <w:kern w:val="0"/>
+                <w:szCs w:val="24"/>
+                <w:lang w:val="en-US" w:eastAsia="en-US" w:bidi="ar-SA"/>
+              </w:rPr>
+              <w:t>USE_OBSERVERS=1</w:t>
+            </w:r>
+            <w:r>
+              <w:rPr>
+                <w:rFonts w:eastAsia="Cambria" w:cs=""/>
+                <w:kern w:val="0"/>
+                <w:sz w:val="24"/>
+                <w:szCs w:val="24"/>
+                <w:lang w:val="en-US" w:eastAsia="en-US" w:bidi="ar-SA"/>
+              </w:rPr>
+              <w:t>)</w:t>
+            </w:r>
+          </w:p>
+        </w:tc>
+        <w:tc>
+          <w:tcPr>
+            <w:tcW w:w="6240" w:type="dxa"/>
+            <w:tcBorders/>
+          </w:tcPr>
+          <w:p>
+            <w:pPr>
+              <w:pStyle w:val="Compact"/>
+              <w:widowControl/>
+              <w:spacing w:before="36" w:after="36"/>
+              <w:jc w:val="left"/>
+              <w:rPr>
+                <w:rFonts w:ascii="Cambria" w:hAnsi="Cambria" w:eastAsia="Cambria" w:cs=""/>
+                <w:kern w:val="0"/>
+                <w:sz w:val="24"/>
+                <w:szCs w:val="24"/>
+                <w:lang w:val="en-US" w:eastAsia="en-US" w:bidi="ar-SA"/>
+              </w:rPr>
+            </w:pPr>
+            <w:r>
+              <w:rPr>
+                <w:rFonts w:eastAsia="Cambria" w:cs=""/>
+                <w:kern w:val="0"/>
+                <w:sz w:val="24"/>
+                <w:szCs w:val="24"/>
+                <w:lang w:val="en-US" w:eastAsia="en-US" w:bidi="ar-SA"/>
+              </w:rPr>
+              <w:t xml:space="preserve">Region-3 </w:t>
+            </w:r>
+            <w:r>
+              <w:rPr>
+                <w:rStyle w:val="VerbatimChar"/>
+                <w:rFonts w:eastAsia="Cambria" w:cs=""/>
+                <w:kern w:val="0"/>
+                <w:szCs w:val="24"/>
+                <w:lang w:val="en-US" w:eastAsia="en-US" w:bidi="ar-SA"/>
+              </w:rPr>
+              <w:t>obs_regs</w:t>
+            </w:r>
+            <w:r>
+              <w:rPr>
+                <w:rFonts w:eastAsia="Cambria" w:cs=""/>
+                <w:kern w:val="0"/>
+                <w:sz w:val="24"/>
+                <w:szCs w:val="24"/>
+                <w:lang w:val="en-US" w:eastAsia="en-US" w:bidi="ar-SA"/>
+              </w:rPr>
+              <w:t xml:space="preserve"> by name: per-port cycle buckets, AXIS bytes/packets, AXI burst counts and latency histograms, tap drop counts (</w:t>
+            </w:r>
+            <w:r>
+              <w:rPr>
+                <w:rStyle w:val="VerbatimChar"/>
+                <w:rFonts w:eastAsia="Cambria" w:cs=""/>
+                <w:kern w:val="0"/>
+                <w:szCs w:val="24"/>
+                <w:lang w:val="en-US" w:eastAsia="en-US" w:bidi="ar-SA"/>
+              </w:rPr>
+              <w:t>OBS_STICKY</w:t>
+            </w:r>
+            <w:r>
+              <w:rPr>
+                <w:rFonts w:eastAsia="Cambria" w:cs=""/>
+                <w:kern w:val="0"/>
+                <w:sz w:val="24"/>
+                <w:szCs w:val="24"/>
+                <w:lang w:val="en-US" w:eastAsia="en-US" w:bidi="ar-SA"/>
+              </w:rPr>
+              <w:t>)</w:t>
+            </w:r>
+          </w:p>
+        </w:tc>
+      </w:tr>
+      <w:tr>
+        <w:trPr/>
+        <w:tc>
+          <w:tcPr>
+            <w:tcW w:w="3119" w:type="dxa"/>
+            <w:tcBorders/>
+          </w:tcPr>
+          <w:p>
+            <w:pPr>
+              <w:pStyle w:val="Compact"/>
+              <w:widowControl/>
+              <w:spacing w:before="36" w:after="36"/>
+              <w:jc w:val="left"/>
+              <w:rPr>
+                <w:rFonts w:ascii="Cambria" w:hAnsi="Cambria" w:eastAsia="Cambria" w:cs=""/>
+                <w:kern w:val="0"/>
+                <w:sz w:val="24"/>
+                <w:szCs w:val="24"/>
+                <w:lang w:val="en-US" w:eastAsia="en-US" w:bidi="ar-SA"/>
+              </w:rPr>
+            </w:pPr>
+            <w:r>
+              <w:rPr>
+                <w:rFonts w:eastAsia="Cambria" w:cs=""/>
+                <w:kern w:val="0"/>
+                <w:sz w:val="24"/>
+                <w:szCs w:val="24"/>
+                <w:lang w:val="en-US" w:eastAsia="en-US" w:bidi="ar-SA"/>
+              </w:rPr>
+              <w:t>Sweep axes</w:t>
+            </w:r>
+          </w:p>
+        </w:tc>
+        <w:tc>
+          <w:tcPr>
+            <w:tcW w:w="6240" w:type="dxa"/>
+            <w:tcBorders/>
+          </w:tcPr>
+          <w:p>
+            <w:pPr>
+              <w:pStyle w:val="Compact"/>
+              <w:widowControl/>
+              <w:spacing w:before="36" w:after="36"/>
+              <w:jc w:val="left"/>
+              <w:rPr>
+                <w:rFonts w:ascii="Cambria" w:hAnsi="Cambria" w:eastAsia="Cambria" w:cs=""/>
+                <w:kern w:val="0"/>
+                <w:sz w:val="24"/>
+                <w:szCs w:val="24"/>
+                <w:lang w:val="en-US" w:eastAsia="en-US" w:bidi="ar-SA"/>
+              </w:rPr>
+            </w:pPr>
+            <w:r>
+              <w:rPr>
+                <w:rStyle w:val="VerbatimChar"/>
+                <w:rFonts w:eastAsia="Cambria" w:cs=""/>
+                <w:kern w:val="0"/>
+                <w:szCs w:val="24"/>
+                <w:lang w:val="en-US" w:eastAsia="en-US" w:bidi="ar-SA"/>
+              </w:rPr>
+              <w:t>--suite-channels</w:t>
+            </w:r>
+            <w:r>
+              <w:rPr>
+                <w:rFonts w:eastAsia="Cambria" w:cs=""/>
+                <w:kern w:val="0"/>
+                <w:sz w:val="24"/>
+                <w:szCs w:val="24"/>
+                <w:lang w:val="en-US" w:eastAsia="en-US" w:bidi="ar-SA"/>
+              </w:rPr>
+              <w:t xml:space="preserve">, </w:t>
+            </w:r>
+            <w:r>
+              <w:rPr>
+                <w:rStyle w:val="VerbatimChar"/>
+                <w:rFonts w:eastAsia="Cambria" w:cs=""/>
+                <w:kern w:val="0"/>
+                <w:szCs w:val="24"/>
+                <w:lang w:val="en-US" w:eastAsia="en-US" w:bidi="ar-SA"/>
+              </w:rPr>
+              <w:t>--suite-beats</w:t>
+            </w:r>
+            <w:r>
+              <w:rPr>
+                <w:rFonts w:eastAsia="Cambria" w:cs=""/>
+                <w:kern w:val="0"/>
+                <w:sz w:val="24"/>
+                <w:szCs w:val="24"/>
+                <w:lang w:val="en-US" w:eastAsia="en-US" w:bidi="ar-SA"/>
+              </w:rPr>
+              <w:t xml:space="preserve">, </w:t>
+            </w:r>
+            <w:r>
+              <w:rPr>
+                <w:rStyle w:val="VerbatimChar"/>
+                <w:rFonts w:eastAsia="Cambria" w:cs=""/>
+                <w:kern w:val="0"/>
+                <w:szCs w:val="24"/>
+                <w:lang w:val="en-US" w:eastAsia="en-US" w:bidi="ar-SA"/>
+              </w:rPr>
+              <w:t>--suite-descs</w:t>
+            </w:r>
+            <w:r>
+              <w:rPr>
+                <w:rFonts w:eastAsia="Cambria" w:cs=""/>
+                <w:kern w:val="0"/>
+                <w:sz w:val="24"/>
+                <w:szCs w:val="24"/>
+                <w:lang w:val="en-US" w:eastAsia="en-US" w:bidi="ar-SA"/>
+              </w:rPr>
+              <w:t xml:space="preserve"> (chains), </w:t>
+            </w:r>
+            <w:r>
+              <w:rPr>
+                <w:rStyle w:val="VerbatimChar"/>
+                <w:rFonts w:eastAsia="Cambria" w:cs=""/>
+                <w:kern w:val="0"/>
+                <w:szCs w:val="24"/>
+                <w:lang w:val="en-US" w:eastAsia="en-US" w:bidi="ar-SA"/>
+              </w:rPr>
+              <w:t>--suite-xfer</w:t>
+            </w:r>
+            <w:r>
+              <w:rPr>
+                <w:rFonts w:eastAsia="Cambria" w:cs=""/>
+                <w:kern w:val="0"/>
+                <w:sz w:val="24"/>
+                <w:szCs w:val="24"/>
+                <w:lang w:val="en-US" w:eastAsia="en-US" w:bidi="ar-SA"/>
+              </w:rPr>
+              <w:t xml:space="preserve"> (burst AxLEN), </w:t>
+            </w:r>
+            <w:r>
+              <w:rPr>
+                <w:rStyle w:val="VerbatimChar"/>
+                <w:rFonts w:eastAsia="Cambria" w:cs=""/>
+                <w:kern w:val="0"/>
+                <w:szCs w:val="24"/>
+                <w:lang w:val="en-US" w:eastAsia="en-US" w:bidi="ar-SA"/>
+              </w:rPr>
+              <w:t>--suite-delay</w:t>
+            </w:r>
+            <w:r>
+              <w:rPr>
+                <w:rFonts w:eastAsia="Cambria" w:cs=""/>
+                <w:kern w:val="0"/>
+                <w:sz w:val="24"/>
+                <w:szCs w:val="24"/>
+                <w:lang w:val="en-US" w:eastAsia="en-US" w:bidi="ar-SA"/>
+              </w:rPr>
+              <w:t xml:space="preserve"> (</w:t>
+            </w:r>
+            <w:r>
+              <w:rPr>
+                <w:rStyle w:val="VerbatimChar"/>
+                <w:rFonts w:eastAsia="Cambria" w:cs=""/>
+                <w:kern w:val="0"/>
+                <w:szCs w:val="24"/>
+                <w:lang w:val="en-US" w:eastAsia="en-US" w:bidi="ar-SA"/>
+              </w:rPr>
+              <w:t>RESP_DELAY</w:t>
+            </w:r>
+            <w:r>
+              <w:rPr>
+                <w:rFonts w:eastAsia="Cambria" w:cs=""/>
+                <w:kern w:val="0"/>
+                <w:sz w:val="24"/>
+                <w:szCs w:val="24"/>
+                <w:lang w:val="en-US" w:eastAsia="en-US" w:bidi="ar-SA"/>
+              </w:rPr>
+              <w:t>) – STREAM’s five knobs</w:t>
+            </w:r>
+          </w:p>
+        </w:tc>
+      </w:tr>
     </w:tbl>
     <w:p>
       <w:pPr>
@@ -7864,7 +8660,7 @@
         <w:spacing w:before="200" w:after="80"/>
         <w:rPr/>
       </w:pPr>
-      <w:bookmarkStart w:id="42" w:name="__RefHeading___Toc4484_1210051163"/>
+      <w:bookmarkStart w:id="42" w:name="__RefHeading___Toc4880_3176295302"/>
       <w:bookmarkStart w:id="43" w:name="figure-3.1-measurement-pipeline"/>
       <w:bookmarkStart w:id="44" w:name="_Fig_2_Measurement_Pipeline"/>
       <w:bookmarkEnd w:id="42"/>
@@ -7897,7 +8693,7 @@
         <w:rPr/>
         <w:drawing>
           <wp:inline distT="0" distB="0" distL="0" distR="0">
-            <wp:extent cx="5334000" cy="9928225"/>
+            <wp:extent cx="3977640" cy="7403465"/>
             <wp:effectExtent l="0" t="0" r="0" b="0"/>
             <wp:docPr id="11" name="Image2" descr="Measurement pipeline"/>
             <wp:cNvGraphicFramePr>
@@ -7921,7 +8717,7 @@
                   <pic:spPr bwMode="auto">
                     <a:xfrm>
                       <a:off x="0" y="0"/>
-                      <a:ext cx="5334000" cy="9928225"/>
+                      <a:ext cx="3977640" cy="7403465"/>
                     </a:xfrm>
                     <a:prstGeom prst="rect">
                       <a:avLst/>
@@ -7983,7 +8779,7 @@
         <w:spacing w:before="280" w:after="80"/>
         <w:rPr/>
       </w:pPr>
-      <w:bookmarkStart w:id="45" w:name="__RefHeading___Toc4486_1210051163"/>
+      <w:bookmarkStart w:id="45" w:name="__RefHeading___Toc4882_3176295302"/>
       <w:bookmarkEnd w:id="45"/>
       <w:r>
         <w:rPr>
@@ -8424,7 +9220,7 @@
         <w:spacing w:before="280" w:after="80"/>
         <w:rPr/>
       </w:pPr>
-      <w:bookmarkStart w:id="48" w:name="__RefHeading___Toc4488_1210051163"/>
+      <w:bookmarkStart w:id="48" w:name="__RefHeading___Toc4884_3176295302"/>
       <w:bookmarkEnd w:id="48"/>
       <w:r>
         <w:rPr>
@@ -8545,7 +9341,7 @@
         <w:spacing w:before="280" w:after="80"/>
         <w:rPr/>
       </w:pPr>
-      <w:bookmarkStart w:id="49" w:name="__RefHeading___Toc4490_1210051163"/>
+      <w:bookmarkStart w:id="49" w:name="__RefHeading___Toc4886_3176295302"/>
       <w:bookmarkStart w:id="50" w:name="measurement-pitfalls"/>
       <w:bookmarkEnd w:id="49"/>
       <w:r>
@@ -8674,6 +9470,9 @@
       </w:r>
       <w:bookmarkEnd w:id="36"/>
       <w:bookmarkEnd w:id="50"/>
+      <w:r>
+        <w:br w:type="page"/>
+      </w:r>
     </w:p>
     <w:p>
       <w:pPr>
@@ -8682,7 +9481,7 @@
         <w:spacing w:before="360" w:after="120"/>
         <w:rPr/>
       </w:pPr>
-      <w:bookmarkStart w:id="51" w:name="__RefHeading___Toc4492_1210051163"/>
+      <w:bookmarkStart w:id="51" w:name="__RefHeading___Toc4888_3176295302"/>
       <w:bookmarkStart w:id="52" w:name="build-and-run"/>
       <w:bookmarkEnd w:id="51"/>
       <w:r>
@@ -8784,7 +9583,7 @@
         <w:rPr>
           <w:rStyle w:val="NormalTok"/>
         </w:rPr>
-        <w:t xml:space="preserve"> projects/NexysA7/rapids_characterization/flows-rapids-beats</w:t>
+        <w:t xml:space="preserve"> projects/fpga-systems/Genesys2/rapids_beats/flows-rapids-beats</w:t>
       </w:r>
     </w:p>
     <w:p>
@@ -8796,7 +9595,7 @@
         <w:spacing w:before="280" w:after="80"/>
         <w:rPr/>
       </w:pPr>
-      <w:bookmarkStart w:id="53" w:name="__RefHeading___Toc4494_1210051163"/>
+      <w:bookmarkStart w:id="53" w:name="__RefHeading___Toc4890_3176295302"/>
       <w:bookmarkStart w:id="54" w:name="make-targets-flows-rapids-beatsmakefile"/>
       <w:bookmarkEnd w:id="53"/>
       <w:r>
@@ -10069,7 +10868,111 @@
         <w:rPr>
           <w:sz w:val="20"/>
         </w:rPr>
-        <w:t xml:space="preserve">. Programming is pinned to a specific JTAG serial so the flash and the UART campaign land on the same board (override </w:t>
+        <w:t>. The Genesys 2 build (</w:t>
+      </w:r>
+      <w:r>
+        <w:rPr>
+          <w:rStyle w:val="VerbatimChar"/>
+          <w:sz w:val="20"/>
+        </w:rPr>
+        <w:t>BOARD=genesys2</w:t>
+      </w:r>
+      <w:r>
+        <w:rPr>
+          <w:sz w:val="20"/>
+        </w:rPr>
+        <w:t xml:space="preserve">) is 8 channels at the 256-bit / 4 KB per channel design point: Makefile </w:t>
+      </w:r>
+      <w:r>
+        <w:rPr>
+          <w:rStyle w:val="VerbatimChar"/>
+          <w:sz w:val="20"/>
+        </w:rPr>
+        <w:t>DATA_WIDTH=256 SRAM_DEPTH=128</w:t>
+      </w:r>
+      <w:r>
+        <w:rPr>
+          <w:sz w:val="20"/>
+        </w:rPr>
+        <w:t xml:space="preserve">, exported as the </w:t>
+      </w:r>
+      <w:r>
+        <w:rPr>
+          <w:rStyle w:val="VerbatimChar"/>
+          <w:sz w:val="20"/>
+        </w:rPr>
+        <w:t>RAPIDS_DATA_WIDTH</w:t>
+      </w:r>
+      <w:r>
+        <w:rPr>
+          <w:sz w:val="20"/>
+        </w:rPr>
+        <w:t xml:space="preserve"> / </w:t>
+      </w:r>
+      <w:r>
+        <w:rPr>
+          <w:rStyle w:val="VerbatimChar"/>
+          <w:sz w:val="20"/>
+        </w:rPr>
+        <w:t>RAPIDS_SRAM_DEPTH</w:t>
+      </w:r>
+      <w:r>
+        <w:rPr>
+          <w:sz w:val="20"/>
+        </w:rPr>
+        <w:t xml:space="preserve"> generics and handed to </w:t>
+      </w:r>
+      <w:r>
+        <w:rPr>
+          <w:rStyle w:val="VerbatimChar"/>
+          <w:sz w:val="20"/>
+        </w:rPr>
+        <w:t>verify-sim</w:t>
+      </w:r>
+      <w:r>
+        <w:rPr>
+          <w:sz w:val="20"/>
+        </w:rPr>
+        <w:t xml:space="preserve">, so the sim gate builds the same geometry as the bitstream. Override both on the </w:t>
+      </w:r>
+      <w:r>
+        <w:rPr>
+          <w:rStyle w:val="VerbatimChar"/>
+          <w:sz w:val="20"/>
+        </w:rPr>
+        <w:t>make</w:t>
+      </w:r>
+      <w:r>
+        <w:rPr>
+          <w:sz w:val="20"/>
+        </w:rPr>
+        <w:t xml:space="preserve"> line to build another point; the host reads the result back from the harness </w:t>
+      </w:r>
+      <w:r>
+        <w:rPr>
+          <w:rStyle w:val="VerbatimChar"/>
+          <w:sz w:val="20"/>
+        </w:rPr>
+        <w:t>BUILD</w:t>
+      </w:r>
+      <w:r>
+        <w:rPr>
+          <w:sz w:val="20"/>
+        </w:rPr>
+        <w:t xml:space="preserve"> register and refuses a </w:t>
+      </w:r>
+      <w:r>
+        <w:rPr>
+          <w:rStyle w:val="VerbatimChar"/>
+          <w:sz w:val="20"/>
+        </w:rPr>
+        <w:t>--channels</w:t>
+      </w:r>
+      <w:r>
+        <w:rPr>
+          <w:sz w:val="20"/>
+        </w:rPr>
+        <w:t xml:space="preserve"> that disagrees with it. Programming is pinned to a specific JTAG serial so the flash and the UART campaign land on the same board (override </w:t>
       </w:r>
       <w:r>
         <w:rPr>
@@ -10095,7 +10998,7 @@
         <w:spacing w:before="280" w:after="80"/>
         <w:rPr/>
       </w:pPr>
-      <w:bookmarkStart w:id="56" w:name="__RefHeading___Toc4496_1210051163"/>
+      <w:bookmarkStart w:id="56" w:name="__RefHeading___Toc4892_3176295302"/>
       <w:bookmarkStart w:id="57" w:name="the-host-campaign-flows-rapids-beatshost"/>
       <w:bookmarkEnd w:id="56"/>
       <w:r>
@@ -10403,6 +11306,113 @@
           <w:rStyle w:val="NormalTok"/>
         </w:rPr>
         <w:t xml:space="preserve"> 4</w:t>
+      </w:r>
+      <w:r>
+        <w:rPr/>
+        <w:br/>
+        <w:br/>
+      </w:r>
+      <w:r>
+        <w:rPr>
+          <w:rStyle w:val="CommentTok"/>
+        </w:rPr>
+        <w:t># Sink with the generator round-robining the active channels beat by beat</w:t>
+      </w:r>
+      <w:r>
+        <w:rPr/>
+        <w:br/>
+      </w:r>
+      <w:r>
+        <w:rPr>
+          <w:rStyle w:val="CommentTok"/>
+        </w:rPr>
+        <w:t># (GEN_MODE.INTERLEAVE): every sink channel holds data at once, so the</w:t>
+      </w:r>
+      <w:r>
+        <w:rPr/>
+        <w:br/>
+      </w:r>
+      <w:r>
+        <w:rPr>
+          <w:rStyle w:val="CommentTok"/>
+        </w:rPr>
+        <w:t xml:space="preserve"># measured write window is the DUT's, not one channel's (rapids </w:t>
+      </w:r>
+      <w:r>
+        <w:rPr>
+          <w:rStyle w:val="AlertTok"/>
+        </w:rPr>
+        <w:t>TASK</w:t>
+      </w:r>
+      <w:r>
+        <w:rPr>
+          <w:rStyle w:val="CommentTok"/>
+        </w:rPr>
+        <w:t>-018)</w:t>
+      </w:r>
+      <w:r>
+        <w:rPr/>
+        <w:br/>
+      </w:r>
+      <w:r>
+        <w:rPr>
+          <w:rStyle w:val="ExtensionTok"/>
+        </w:rPr>
+        <w:t>./run_characterization.py</w:t>
+      </w:r>
+      <w:r>
+        <w:rPr>
+          <w:rStyle w:val="NormalTok"/>
+        </w:rPr>
+        <w:t xml:space="preserve"> </w:t>
+      </w:r>
+      <w:r>
+        <w:rPr>
+          <w:rStyle w:val="AttributeTok"/>
+        </w:rPr>
+        <w:t>--sink-only</w:t>
+      </w:r>
+      <w:r>
+        <w:rPr>
+          <w:rStyle w:val="NormalTok"/>
+        </w:rPr>
+        <w:t xml:space="preserve"> </w:t>
+      </w:r>
+      <w:r>
+        <w:rPr>
+          <w:rStyle w:val="AttributeTok"/>
+        </w:rPr>
+        <w:t>--interleave</w:t>
+      </w:r>
+      <w:r>
+        <w:rPr>
+          <w:rStyle w:val="NormalTok"/>
+        </w:rPr>
+        <w:t xml:space="preserve"> </w:t>
+      </w:r>
+      <w:r>
+        <w:rPr>
+          <w:rStyle w:val="AttributeTok"/>
+        </w:rPr>
+        <w:t>--channels</w:t>
+      </w:r>
+      <w:r>
+        <w:rPr>
+          <w:rStyle w:val="NormalTok"/>
+        </w:rPr>
+        <w:t xml:space="preserve"> 8 </w:t>
+      </w:r>
+      <w:r>
+        <w:rPr>
+          <w:rStyle w:val="AttributeTok"/>
+        </w:rPr>
+        <w:t>--active</w:t>
+      </w:r>
+      <w:r>
+        <w:rPr>
+          <w:rStyle w:val="NormalTok"/>
+        </w:rPr>
+        <w:t xml:space="preserve"> 8</w:t>
       </w:r>
       <w:r>
         <w:rPr/>
@@ -10682,7 +11692,7 @@
         <w:spacing w:before="280" w:after="80"/>
         <w:rPr/>
       </w:pPr>
-      <w:bookmarkStart w:id="58" w:name="__RefHeading___Toc4498_1210051163"/>
+      <w:bookmarkStart w:id="58" w:name="__RefHeading___Toc4894_3176295302"/>
       <w:bookmarkStart w:id="59" w:name="typical-sequence"/>
       <w:bookmarkEnd w:id="58"/>
       <w:r>
@@ -10811,6 +11821,9 @@
       </w:r>
       <w:bookmarkEnd w:id="52"/>
       <w:bookmarkEnd w:id="59"/>
+      <w:r>
+        <w:br w:type="page"/>
+      </w:r>
     </w:p>
     <w:p>
       <w:pPr>
@@ -10819,7 +11832,7 @@
         <w:spacing w:before="360" w:after="120"/>
         <w:rPr/>
       </w:pPr>
-      <w:bookmarkStart w:id="60" w:name="__RefHeading___Toc4500_1210051163"/>
+      <w:bookmarkStart w:id="60" w:name="__RefHeading___Toc4896_3176295302"/>
       <w:bookmarkStart w:id="61" w:name="harness-csr-configuration"/>
       <w:bookmarkEnd w:id="60"/>
       <w:r>
@@ -10850,7 +11863,7 @@
         <w:spacing w:before="280" w:after="80"/>
         <w:rPr/>
       </w:pPr>
-      <w:bookmarkStart w:id="62" w:name="__RefHeading___Toc4502_1210051163"/>
+      <w:bookmarkStart w:id="62" w:name="__RefHeading___Toc4898_3176295302"/>
       <w:bookmarkStart w:id="63" w:name="regions-and-by-name-access"/>
       <w:bookmarkEnd w:id="62"/>
       <w:r>
@@ -10881,7 +11894,7 @@
         <w:rPr>
           <w:sz w:val="20"/>
         </w:rPr>
-        <w:t xml:space="preserve">The host address splits into three regions by </w:t>
+        <w:t xml:space="preserve">The host address splits into four regions by </w:t>
       </w:r>
       <w:r>
         <w:rPr>
@@ -11330,6 +12343,172 @@
           </w:p>
         </w:tc>
       </w:tr>
+      <w:tr>
+        <w:trPr/>
+        <w:tc>
+          <w:tcPr>
+            <w:tcW w:w="3120" w:type="dxa"/>
+            <w:tcBorders/>
+          </w:tcPr>
+          <w:p>
+            <w:pPr>
+              <w:pStyle w:val="Compact"/>
+              <w:widowControl/>
+              <w:spacing w:before="36" w:after="36"/>
+              <w:jc w:val="center"/>
+              <w:rPr>
+                <w:rFonts w:ascii="Cambria" w:hAnsi="Cambria" w:eastAsia="Cambria" w:cs=""/>
+                <w:kern w:val="0"/>
+                <w:sz w:val="24"/>
+                <w:szCs w:val="24"/>
+                <w:lang w:val="en-US" w:eastAsia="en-US" w:bidi="ar-SA"/>
+              </w:rPr>
+            </w:pPr>
+            <w:r>
+              <w:rPr>
+                <w:rFonts w:eastAsia="Cambria" w:cs=""/>
+                <w:kern w:val="0"/>
+                <w:sz w:val="24"/>
+                <w:szCs w:val="24"/>
+                <w:lang w:val="en-US" w:eastAsia="en-US" w:bidi="ar-SA"/>
+              </w:rPr>
+              <w:t>OBSERVERS</w:t>
+            </w:r>
+          </w:p>
+        </w:tc>
+        <w:tc>
+          <w:tcPr>
+            <w:tcW w:w="2339" w:type="dxa"/>
+            <w:tcBorders/>
+          </w:tcPr>
+          <w:p>
+            <w:pPr>
+              <w:pStyle w:val="Compact"/>
+              <w:widowControl/>
+              <w:spacing w:before="36" w:after="36"/>
+              <w:jc w:val="left"/>
+              <w:rPr>
+                <w:rFonts w:ascii="Cambria" w:hAnsi="Cambria" w:eastAsia="Cambria" w:cs=""/>
+                <w:kern w:val="0"/>
+                <w:sz w:val="24"/>
+                <w:szCs w:val="24"/>
+                <w:lang w:val="en-US" w:eastAsia="en-US" w:bidi="ar-SA"/>
+              </w:rPr>
+            </w:pPr>
+            <w:r>
+              <w:rPr>
+                <w:rFonts w:eastAsia="Cambria" w:cs=""/>
+                <w:kern w:val="0"/>
+                <w:sz w:val="24"/>
+                <w:szCs w:val="24"/>
+                <w:lang w:val="en-US" w:eastAsia="en-US" w:bidi="ar-SA"/>
+              </w:rPr>
+              <w:t>0x3_0000</w:t>
+            </w:r>
+          </w:p>
+        </w:tc>
+        <w:tc>
+          <w:tcPr>
+            <w:tcW w:w="3901" w:type="dxa"/>
+            <w:tcBorders/>
+          </w:tcPr>
+          <w:p>
+            <w:pPr>
+              <w:pStyle w:val="Compact"/>
+              <w:widowControl/>
+              <w:spacing w:before="36" w:after="36"/>
+              <w:jc w:val="left"/>
+              <w:rPr>
+                <w:rFonts w:ascii="Cambria" w:hAnsi="Cambria" w:eastAsia="Cambria" w:cs=""/>
+                <w:kern w:val="0"/>
+                <w:sz w:val="24"/>
+                <w:szCs w:val="24"/>
+                <w:lang w:val="en-US" w:eastAsia="en-US" w:bidi="ar-SA"/>
+              </w:rPr>
+            </w:pPr>
+            <w:r>
+              <w:rPr>
+                <w:rStyle w:val="VerbatimChar"/>
+                <w:rFonts w:eastAsia="Cambria" w:cs=""/>
+                <w:kern w:val="0"/>
+                <w:szCs w:val="24"/>
+                <w:lang w:val="en-US" w:eastAsia="en-US" w:bidi="ar-SA"/>
+              </w:rPr>
+              <w:t>USE_OBSERVERS=1</w:t>
+            </w:r>
+            <w:r>
+              <w:rPr>
+                <w:rFonts w:eastAsia="Cambria" w:cs=""/>
+                <w:kern w:val="0"/>
+                <w:sz w:val="24"/>
+                <w:szCs w:val="24"/>
+                <w:lang w:val="en-US" w:eastAsia="en-US" w:bidi="ar-SA"/>
+              </w:rPr>
+              <w:t xml:space="preserve"> builds only: </w:t>
+            </w:r>
+            <w:r>
+              <w:rPr>
+                <w:rStyle w:val="VerbatimChar"/>
+                <w:rFonts w:eastAsia="Cambria" w:cs=""/>
+                <w:kern w:val="0"/>
+                <w:szCs w:val="24"/>
+                <w:lang w:val="en-US" w:eastAsia="en-US" w:bidi="ar-SA"/>
+              </w:rPr>
+              <w:t>obs_regs</w:t>
+            </w:r>
+            <w:r>
+              <w:rPr>
+                <w:rFonts w:eastAsia="Cambria" w:cs=""/>
+                <w:kern w:val="0"/>
+                <w:sz w:val="24"/>
+                <w:szCs w:val="24"/>
+                <w:lang w:val="en-US" w:eastAsia="en-US" w:bidi="ar-SA"/>
+              </w:rPr>
+              <w:t xml:space="preserve"> of the AXI observer @ 0x0000 and of the AXIS observer @ 0x1000 (</w:t>
+            </w:r>
+            <w:r>
+              <w:rPr>
+                <w:rStyle w:val="VerbatimChar"/>
+                <w:rFonts w:eastAsia="Cambria" w:cs=""/>
+                <w:kern w:val="0"/>
+                <w:szCs w:val="24"/>
+                <w:lang w:val="en-US" w:eastAsia="en-US" w:bidi="ar-SA"/>
+              </w:rPr>
+              <w:t>projects/components/utility-ip/misc/rdl/obs/obs_regs.rdl</w:t>
+            </w:r>
+            <w:r>
+              <w:rPr>
+                <w:rFonts w:eastAsia="Cambria" w:cs=""/>
+                <w:kern w:val="0"/>
+                <w:sz w:val="24"/>
+                <w:szCs w:val="24"/>
+                <w:lang w:val="en-US" w:eastAsia="en-US" w:bidi="ar-SA"/>
+              </w:rPr>
+              <w:t xml:space="preserve">, by name through </w:t>
+            </w:r>
+            <w:r>
+              <w:rPr>
+                <w:rStyle w:val="VerbatimChar"/>
+                <w:rFonts w:eastAsia="Cambria" w:cs=""/>
+                <w:kern w:val="0"/>
+                <w:szCs w:val="24"/>
+                <w:lang w:val="en-US" w:eastAsia="en-US" w:bidi="ar-SA"/>
+              </w:rPr>
+              <w:t>obs_regs_top_regmap.py</w:t>
+            </w:r>
+            <w:r>
+              <w:rPr>
+                <w:rFonts w:eastAsia="Cambria" w:cs=""/>
+                <w:kern w:val="0"/>
+                <w:sz w:val="24"/>
+                <w:szCs w:val="24"/>
+                <w:lang w:val="en-US" w:eastAsia="en-US" w:bidi="ar-SA"/>
+              </w:rPr>
+              <w:t>); PSLVERR + 0 when not built</w:t>
+            </w:r>
+          </w:p>
+        </w:tc>
+      </w:tr>
     </w:tbl>
     <w:p>
       <w:pPr>
@@ -11439,7 +12618,7 @@
           <w:rStyle w:val="VerbatimChar"/>
           <w:sz w:val="20"/>
         </w:rPr>
-        <w:t>projects/components/dmas/rapids/rtl/rapids_regmap.py</w:t>
+        <w:t>projects/components/dma-ip/rapids/rtl/rapids_regmap.py</w:t>
       </w:r>
       <w:r>
         <w:rPr>
@@ -11559,7 +12738,7 @@
         <w:spacing w:before="200" w:after="80"/>
         <w:rPr/>
       </w:pPr>
-      <w:bookmarkStart w:id="65" w:name="__RefHeading___Toc4504_1210051163"/>
+      <w:bookmarkStart w:id="65" w:name="__RefHeading___Toc4900_3176295302"/>
       <w:bookmarkStart w:id="66" w:name="waveform-5.1-atomic-launch"/>
       <w:bookmarkStart w:id="67" w:name="_Wave_5_1_Atomic_Launch"/>
       <w:bookmarkEnd w:id="65"/>
@@ -11608,13 +12787,7 @@
                     </pic:cNvPicPr>
                   </pic:nvPicPr>
                   <pic:blipFill>
-                    <a:blip r:embed="rId7">
-                      <a:extLst>
-                        <a:ext uri="{96DAC541-7B7A-43D3-8B79-37D633B846F1}">
-                          <asvg:svgBlip xmlns:asvg="http://schemas.microsoft.com/office/drawing/2016/SVG/main" r:embed="rId8"/>
-                        </a:ext>
-                      </a:extLst>
-                    </a:blip>
+                    <a:blip r:embed="rId7"/>
                     <a:stretch>
                       <a:fillRect/>
                     </a:stretch>
@@ -11664,7 +12837,7 @@
         </w:rPr>
         <w:t xml:space="preserve"> </w:t>
       </w:r>
-      <w:hyperlink r:id="rId9">
+      <w:hyperlink r:id="rId8">
         <w:r>
           <w:rPr>
             <w:rStyle w:val="Hyperlink"/>
@@ -11684,7 +12857,7 @@
         <w:spacing w:before="280" w:after="80"/>
         <w:rPr/>
       </w:pPr>
-      <w:bookmarkStart w:id="68" w:name="__RefHeading___Toc4506_1210051163"/>
+      <w:bookmarkStart w:id="68" w:name="__RefHeading___Toc4902_3176295302"/>
       <w:bookmarkEnd w:id="68"/>
       <w:r>
         <w:rPr>
@@ -12729,7 +13902,7 @@
         <w:spacing w:before="280" w:after="80"/>
         <w:rPr/>
       </w:pPr>
-      <w:bookmarkStart w:id="71" w:name="__RefHeading___Toc4508_1210051163"/>
+      <w:bookmarkStart w:id="71" w:name="__RefHeading___Toc4904_3176295302"/>
       <w:bookmarkEnd w:id="71"/>
       <w:r>
         <w:rPr>
@@ -14358,7 +15531,7 @@
                 <w:szCs w:val="24"/>
                 <w:lang w:val="en-US" w:eastAsia="en-US" w:bidi="ar-SA"/>
               </w:rPr>
-              <w:t>CHK_CTRL</w:t>
+              <w:t>GEN_MODE</w:t>
             </w:r>
           </w:p>
         </w:tc>
@@ -14389,7 +15562,7 @@
                 <w:szCs w:val="24"/>
                 <w:lang w:val="en-US" w:eastAsia="en-US" w:bidi="ar-SA"/>
               </w:rPr>
-              <w:t>0x30</w:t>
+              <w:t>0x28</w:t>
             </w:r>
           </w:p>
         </w:tc>
@@ -14420,7 +15593,7 @@
                 <w:szCs w:val="24"/>
                 <w:lang w:val="en-US" w:eastAsia="en-US" w:bidi="ar-SA"/>
               </w:rPr>
-              <w:t>chk_start</w:t>
+              <w:t>interleave</w:t>
             </w:r>
           </w:p>
         </w:tc>
@@ -14513,7 +15686,7 @@
                 <w:szCs w:val="24"/>
                 <w:lang w:val="en-US" w:eastAsia="en-US" w:bidi="ar-SA"/>
               </w:rPr>
-              <w:t>Pulse: start the checker</w:t>
+              <w:t>1: round-robin the active channels beat by beat (every sink channel holds data at once); 0: one channel’s whole run, then the next</w:t>
             </w:r>
           </w:p>
         </w:tc>
@@ -14609,7 +15782,7 @@
                 <w:szCs w:val="24"/>
                 <w:lang w:val="en-US" w:eastAsia="en-US" w:bidi="ar-SA"/>
               </w:rPr>
-              <w:t>chk_ready_en</w:t>
+              <w:t>chk_start</w:t>
             </w:r>
           </w:p>
         </w:tc>
@@ -14640,7 +15813,7 @@
                 <w:szCs w:val="24"/>
                 <w:lang w:val="en-US" w:eastAsia="en-US" w:bidi="ar-SA"/>
               </w:rPr>
-              <w:t>[1]</w:t>
+              <w:t>[0]</w:t>
             </w:r>
           </w:p>
         </w:tc>
@@ -14702,7 +15875,7 @@
                 <w:szCs w:val="24"/>
                 <w:lang w:val="en-US" w:eastAsia="en-US" w:bidi="ar-SA"/>
               </w:rPr>
-              <w:t>Level: checker backpressure enable</w:t>
+              <w:t>Pulse: start the checker</w:t>
             </w:r>
           </w:p>
         </w:tc>
@@ -14736,7 +15909,7 @@
                 <w:szCs w:val="24"/>
                 <w:lang w:val="en-US" w:eastAsia="en-US" w:bidi="ar-SA"/>
               </w:rPr>
-              <w:t>CHK_SEED</w:t>
+              <w:t>CHK_CTRL</w:t>
             </w:r>
           </w:p>
         </w:tc>
@@ -14767,7 +15940,7 @@
                 <w:szCs w:val="24"/>
                 <w:lang w:val="en-US" w:eastAsia="en-US" w:bidi="ar-SA"/>
               </w:rPr>
-              <w:t>0x34</w:t>
+              <w:t>0x30</w:t>
             </w:r>
           </w:p>
         </w:tc>
@@ -14798,7 +15971,7 @@
                 <w:szCs w:val="24"/>
                 <w:lang w:val="en-US" w:eastAsia="en-US" w:bidi="ar-SA"/>
               </w:rPr>
-              <w:t>value</w:t>
+              <w:t>chk_ready_en</w:t>
             </w:r>
           </w:p>
         </w:tc>
@@ -14829,7 +16002,7 @@
                 <w:szCs w:val="24"/>
                 <w:lang w:val="en-US" w:eastAsia="en-US" w:bidi="ar-SA"/>
               </w:rPr>
-              <w:t>[31:0]</w:t>
+              <w:t>[1]</w:t>
             </w:r>
           </w:p>
         </w:tc>
@@ -14891,7 +16064,7 @@
                 <w:szCs w:val="24"/>
                 <w:lang w:val="en-US" w:eastAsia="en-US" w:bidi="ar-SA"/>
               </w:rPr>
-              <w:t>Checker seed</w:t>
+              <w:t>Level: checker backpressure enable</w:t>
             </w:r>
           </w:p>
         </w:tc>
@@ -14925,7 +16098,7 @@
                 <w:szCs w:val="24"/>
                 <w:lang w:val="en-US" w:eastAsia="en-US" w:bidi="ar-SA"/>
               </w:rPr>
-              <w:t>MEM_CTRL</w:t>
+              <w:t>CHK_SEED</w:t>
             </w:r>
           </w:p>
         </w:tc>
@@ -14956,7 +16129,7 @@
                 <w:szCs w:val="24"/>
                 <w:lang w:val="en-US" w:eastAsia="en-US" w:bidi="ar-SA"/>
               </w:rPr>
-              <w:t>0x40</w:t>
+              <w:t>0x34</w:t>
             </w:r>
           </w:p>
         </w:tc>
@@ -14987,7 +16160,7 @@
                 <w:szCs w:val="24"/>
                 <w:lang w:val="en-US" w:eastAsia="en-US" w:bidi="ar-SA"/>
               </w:rPr>
-              <w:t>rd_crc_lfsr_reset</w:t>
+              <w:t>value</w:t>
             </w:r>
           </w:p>
         </w:tc>
@@ -15018,7 +16191,7 @@
                 <w:szCs w:val="24"/>
                 <w:lang w:val="en-US" w:eastAsia="en-US" w:bidi="ar-SA"/>
               </w:rPr>
-              <w:t>[0]</w:t>
+              <w:t>[31:0]</w:t>
             </w:r>
           </w:p>
         </w:tc>
@@ -15049,7 +16222,7 @@
                 <w:szCs w:val="24"/>
                 <w:lang w:val="en-US" w:eastAsia="en-US" w:bidi="ar-SA"/>
               </w:rPr>
-              <w:t>W</w:t>
+              <w:t>RW</w:t>
             </w:r>
           </w:p>
         </w:tc>
@@ -15080,7 +16253,7 @@
                 <w:szCs w:val="24"/>
                 <w:lang w:val="en-US" w:eastAsia="en-US" w:bidi="ar-SA"/>
               </w:rPr>
-              <w:t>Pulse: reset read-CRC LFSR</w:t>
+              <w:t>Checker seed</w:t>
             </w:r>
           </w:p>
         </w:tc>
@@ -15176,7 +16349,7 @@
                 <w:szCs w:val="24"/>
                 <w:lang w:val="en-US" w:eastAsia="en-US" w:bidi="ar-SA"/>
               </w:rPr>
-              <w:t>wr_crc_reset</w:t>
+              <w:t>rd_crc_lfsr_reset</w:t>
             </w:r>
           </w:p>
         </w:tc>
@@ -15207,7 +16380,7 @@
                 <w:szCs w:val="24"/>
                 <w:lang w:val="en-US" w:eastAsia="en-US" w:bidi="ar-SA"/>
               </w:rPr>
-              <w:t>[1]</w:t>
+              <w:t>[0]</w:t>
             </w:r>
           </w:p>
         </w:tc>
@@ -15269,7 +16442,7 @@
                 <w:szCs w:val="24"/>
                 <w:lang w:val="en-US" w:eastAsia="en-US" w:bidi="ar-SA"/>
               </w:rPr>
-              <w:t>Pulse: reset write-CRC</w:t>
+              <w:t>Pulse: reset read-CRC LFSR</w:t>
             </w:r>
           </w:p>
         </w:tc>
@@ -15303,18 +16476,60 @@
                 <w:szCs w:val="24"/>
                 <w:lang w:val="en-US" w:eastAsia="en-US" w:bidi="ar-SA"/>
               </w:rPr>
-              <w:t>MON_BASE</w:t>
-            </w:r>
-            <w:r>
-              <w:rPr>
-                <w:rFonts w:eastAsia="Cambria" w:cs=""/>
-                <w:kern w:val="0"/>
-                <w:sz w:val="24"/>
-                <w:szCs w:val="24"/>
-                <w:lang w:val="en-US" w:eastAsia="en-US" w:bidi="ar-SA"/>
-              </w:rPr>
-              <w:t xml:space="preserve"> / </w:t>
-            </w:r>
+              <w:t>MEM_CTRL</w:t>
+            </w:r>
+          </w:p>
+        </w:tc>
+        <w:tc>
+          <w:tcPr>
+            <w:tcW w:w="1441" w:type="dxa"/>
+            <w:tcBorders/>
+          </w:tcPr>
+          <w:p>
+            <w:pPr>
+              <w:pStyle w:val="Compact"/>
+              <w:widowControl/>
+              <w:spacing w:before="36" w:after="36"/>
+              <w:jc w:val="center"/>
+              <w:rPr>
+                <w:rFonts w:ascii="Cambria" w:hAnsi="Cambria" w:eastAsia="Cambria" w:cs=""/>
+                <w:kern w:val="0"/>
+                <w:sz w:val="24"/>
+                <w:szCs w:val="24"/>
+                <w:lang w:val="en-US" w:eastAsia="en-US" w:bidi="ar-SA"/>
+              </w:rPr>
+            </w:pPr>
+            <w:r>
+              <w:rPr>
+                <w:rFonts w:eastAsia="Cambria" w:cs=""/>
+                <w:kern w:val="0"/>
+                <w:sz w:val="24"/>
+                <w:szCs w:val="24"/>
+                <w:lang w:val="en-US" w:eastAsia="en-US" w:bidi="ar-SA"/>
+              </w:rPr>
+              <w:t>0x40</w:t>
+            </w:r>
+          </w:p>
+        </w:tc>
+        <w:tc>
+          <w:tcPr>
+            <w:tcW w:w="1260" w:type="dxa"/>
+            <w:tcBorders/>
+          </w:tcPr>
+          <w:p>
+            <w:pPr>
+              <w:pStyle w:val="Compact"/>
+              <w:widowControl/>
+              <w:spacing w:before="36" w:after="36"/>
+              <w:jc w:val="left"/>
+              <w:rPr>
+                <w:rFonts w:ascii="Cambria" w:hAnsi="Cambria" w:eastAsia="Cambria" w:cs=""/>
+                <w:kern w:val="0"/>
+                <w:sz w:val="24"/>
+                <w:szCs w:val="24"/>
+                <w:lang w:val="en-US" w:eastAsia="en-US" w:bidi="ar-SA"/>
+              </w:rPr>
+            </w:pPr>
             <w:r>
               <w:rPr>
                 <w:rStyle w:val="VerbatimChar"/>
@@ -15323,13 +16538,13 @@
                 <w:szCs w:val="24"/>
                 <w:lang w:val="en-US" w:eastAsia="en-US" w:bidi="ar-SA"/>
               </w:rPr>
-              <w:t>MON_LIMIT</w:t>
-            </w:r>
-          </w:p>
-        </w:tc>
-        <w:tc>
-          <w:tcPr>
-            <w:tcW w:w="1441" w:type="dxa"/>
+              <w:t>wr_crc_reset</w:t>
+            </w:r>
+          </w:p>
+        </w:tc>
+        <w:tc>
+          <w:tcPr>
+            <w:tcW w:w="1079" w:type="dxa"/>
             <w:tcBorders/>
           </w:tcPr>
           <w:p>
@@ -15354,44 +16569,13 @@
                 <w:szCs w:val="24"/>
                 <w:lang w:val="en-US" w:eastAsia="en-US" w:bidi="ar-SA"/>
               </w:rPr>
-              <w:t>0x50 / 0x54</w:t>
-            </w:r>
-          </w:p>
-        </w:tc>
-        <w:tc>
-          <w:tcPr>
-            <w:tcW w:w="1260" w:type="dxa"/>
-            <w:tcBorders/>
-          </w:tcPr>
-          <w:p>
-            <w:pPr>
-              <w:pStyle w:val="Compact"/>
-              <w:widowControl/>
-              <w:spacing w:before="36" w:after="36"/>
-              <w:jc w:val="left"/>
-              <w:rPr>
-                <w:rFonts w:ascii="Cambria" w:hAnsi="Cambria" w:eastAsia="Cambria" w:cs=""/>
-                <w:kern w:val="0"/>
-                <w:sz w:val="24"/>
-                <w:szCs w:val="24"/>
-                <w:lang w:val="en-US" w:eastAsia="en-US" w:bidi="ar-SA"/>
-              </w:rPr>
-            </w:pPr>
-            <w:r>
-              <w:rPr>
-                <w:rStyle w:val="VerbatimChar"/>
-                <w:rFonts w:eastAsia="Cambria" w:cs=""/>
-                <w:kern w:val="0"/>
-                <w:szCs w:val="24"/>
-                <w:lang w:val="en-US" w:eastAsia="en-US" w:bidi="ar-SA"/>
-              </w:rPr>
-              <w:t>value</w:t>
-            </w:r>
-          </w:p>
-        </w:tc>
-        <w:tc>
-          <w:tcPr>
-            <w:tcW w:w="1079" w:type="dxa"/>
+              <w:t>[1]</w:t>
+            </w:r>
+          </w:p>
+        </w:tc>
+        <w:tc>
+          <w:tcPr>
+            <w:tcW w:w="1439" w:type="dxa"/>
             <w:tcBorders/>
           </w:tcPr>
           <w:p>
@@ -15416,38 +16600,7 @@
                 <w:szCs w:val="24"/>
                 <w:lang w:val="en-US" w:eastAsia="en-US" w:bidi="ar-SA"/>
               </w:rPr>
-              <w:t>[31:0]</w:t>
-            </w:r>
-          </w:p>
-        </w:tc>
-        <w:tc>
-          <w:tcPr>
-            <w:tcW w:w="1439" w:type="dxa"/>
-            <w:tcBorders/>
-          </w:tcPr>
-          <w:p>
-            <w:pPr>
-              <w:pStyle w:val="Compact"/>
-              <w:widowControl/>
-              <w:spacing w:before="36" w:after="36"/>
-              <w:jc w:val="center"/>
-              <w:rPr>
-                <w:rFonts w:ascii="Cambria" w:hAnsi="Cambria" w:eastAsia="Cambria" w:cs=""/>
-                <w:kern w:val="0"/>
-                <w:sz w:val="24"/>
-                <w:szCs w:val="24"/>
-                <w:lang w:val="en-US" w:eastAsia="en-US" w:bidi="ar-SA"/>
-              </w:rPr>
-            </w:pPr>
-            <w:r>
-              <w:rPr>
-                <w:rFonts w:eastAsia="Cambria" w:cs=""/>
-                <w:kern w:val="0"/>
-                <w:sz w:val="24"/>
-                <w:szCs w:val="24"/>
-                <w:lang w:val="en-US" w:eastAsia="en-US" w:bidi="ar-SA"/>
-              </w:rPr>
-              <w:t>RW</w:t>
+              <w:t>W</w:t>
             </w:r>
           </w:p>
         </w:tc>
@@ -15478,7 +16631,7 @@
                 <w:szCs w:val="24"/>
                 <w:lang w:val="en-US" w:eastAsia="en-US" w:bidi="ar-SA"/>
               </w:rPr>
-              <w:t>DUT monitor egress window (host default 0x1000 / 0x4FFF)</w:t>
+              <w:t>Pulse: reset write-CRC</w:t>
             </w:r>
           </w:p>
         </w:tc>
@@ -15512,7 +16665,27 @@
                 <w:szCs w:val="24"/>
                 <w:lang w:val="en-US" w:eastAsia="en-US" w:bidi="ar-SA"/>
               </w:rPr>
-              <w:t>MON_FLUSHWM</w:t>
+              <w:t>MON_BASE</w:t>
+            </w:r>
+            <w:r>
+              <w:rPr>
+                <w:rFonts w:eastAsia="Cambria" w:cs=""/>
+                <w:kern w:val="0"/>
+                <w:sz w:val="24"/>
+                <w:szCs w:val="24"/>
+                <w:lang w:val="en-US" w:eastAsia="en-US" w:bidi="ar-SA"/>
+              </w:rPr>
+              <w:t xml:space="preserve"> / </w:t>
+            </w:r>
+            <w:r>
+              <w:rPr>
+                <w:rStyle w:val="VerbatimChar"/>
+                <w:rFonts w:eastAsia="Cambria" w:cs=""/>
+                <w:kern w:val="0"/>
+                <w:szCs w:val="24"/>
+                <w:lang w:val="en-US" w:eastAsia="en-US" w:bidi="ar-SA"/>
+              </w:rPr>
+              <w:t>MON_LIMIT</w:t>
             </w:r>
           </w:p>
         </w:tc>
@@ -15543,7 +16716,7 @@
                 <w:szCs w:val="24"/>
                 <w:lang w:val="en-US" w:eastAsia="en-US" w:bidi="ar-SA"/>
               </w:rPr>
-              <w:t>0x58</w:t>
+              <w:t>0x50 / 0x54</w:t>
             </w:r>
           </w:p>
         </w:tc>
@@ -15605,7 +16778,7 @@
                 <w:szCs w:val="24"/>
                 <w:lang w:val="en-US" w:eastAsia="en-US" w:bidi="ar-SA"/>
               </w:rPr>
-              <w:t>[15:0]</w:t>
+              <w:t>[31:0]</w:t>
             </w:r>
           </w:p>
         </w:tc>
@@ -15667,7 +16840,7 @@
                 <w:szCs w:val="24"/>
                 <w:lang w:val="en-US" w:eastAsia="en-US" w:bidi="ar-SA"/>
               </w:rPr>
-              <w:t>Monitor flush watermark</w:t>
+              <w:t>DUT monitor egress window (host default 0x1000 / 0x4FFF)</w:t>
             </w:r>
           </w:p>
         </w:tc>
@@ -15701,7 +16874,7 @@
                 <w:szCs w:val="24"/>
                 <w:lang w:val="en-US" w:eastAsia="en-US" w:bidi="ar-SA"/>
               </w:rPr>
-              <w:t>CH_SEL</w:t>
+              <w:t>MON_FLUSHWM</w:t>
             </w:r>
           </w:p>
         </w:tc>
@@ -15732,7 +16905,7 @@
                 <w:szCs w:val="24"/>
                 <w:lang w:val="en-US" w:eastAsia="en-US" w:bidi="ar-SA"/>
               </w:rPr>
-              <w:t>0x60</w:t>
+              <w:t>0x58</w:t>
             </w:r>
           </w:p>
         </w:tc>
@@ -15794,7 +16967,7 @@
                 <w:szCs w:val="24"/>
                 <w:lang w:val="en-US" w:eastAsia="en-US" w:bidi="ar-SA"/>
               </w:rPr>
-              <w:t>—</w:t>
+              <w:t>[15:0]</w:t>
             </w:r>
           </w:p>
         </w:tc>
@@ -15856,7 +17029,7 @@
                 <w:szCs w:val="24"/>
                 <w:lang w:val="en-US" w:eastAsia="en-US" w:bidi="ar-SA"/>
               </w:rPr>
-              <w:t>Selects the channel for indexed CRC reads</w:t>
+              <w:t>Monitor flush watermark</w:t>
             </w:r>
           </w:p>
         </w:tc>
@@ -15890,6 +17063,195 @@
                 <w:szCs w:val="24"/>
                 <w:lang w:val="en-US" w:eastAsia="en-US" w:bidi="ar-SA"/>
               </w:rPr>
+              <w:t>CH_SEL</w:t>
+            </w:r>
+          </w:p>
+        </w:tc>
+        <w:tc>
+          <w:tcPr>
+            <w:tcW w:w="1441" w:type="dxa"/>
+            <w:tcBorders/>
+          </w:tcPr>
+          <w:p>
+            <w:pPr>
+              <w:pStyle w:val="Compact"/>
+              <w:widowControl/>
+              <w:spacing w:before="36" w:after="36"/>
+              <w:jc w:val="center"/>
+              <w:rPr>
+                <w:rFonts w:ascii="Cambria" w:hAnsi="Cambria" w:eastAsia="Cambria" w:cs=""/>
+                <w:kern w:val="0"/>
+                <w:sz w:val="24"/>
+                <w:szCs w:val="24"/>
+                <w:lang w:val="en-US" w:eastAsia="en-US" w:bidi="ar-SA"/>
+              </w:rPr>
+            </w:pPr>
+            <w:r>
+              <w:rPr>
+                <w:rFonts w:eastAsia="Cambria" w:cs=""/>
+                <w:kern w:val="0"/>
+                <w:sz w:val="24"/>
+                <w:szCs w:val="24"/>
+                <w:lang w:val="en-US" w:eastAsia="en-US" w:bidi="ar-SA"/>
+              </w:rPr>
+              <w:t>0x60</w:t>
+            </w:r>
+          </w:p>
+        </w:tc>
+        <w:tc>
+          <w:tcPr>
+            <w:tcW w:w="1260" w:type="dxa"/>
+            <w:tcBorders/>
+          </w:tcPr>
+          <w:p>
+            <w:pPr>
+              <w:pStyle w:val="Compact"/>
+              <w:widowControl/>
+              <w:spacing w:before="36" w:after="36"/>
+              <w:jc w:val="left"/>
+              <w:rPr>
+                <w:rFonts w:ascii="Cambria" w:hAnsi="Cambria" w:eastAsia="Cambria" w:cs=""/>
+                <w:kern w:val="0"/>
+                <w:sz w:val="24"/>
+                <w:szCs w:val="24"/>
+                <w:lang w:val="en-US" w:eastAsia="en-US" w:bidi="ar-SA"/>
+              </w:rPr>
+            </w:pPr>
+            <w:r>
+              <w:rPr>
+                <w:rStyle w:val="VerbatimChar"/>
+                <w:rFonts w:eastAsia="Cambria" w:cs=""/>
+                <w:kern w:val="0"/>
+                <w:szCs w:val="24"/>
+                <w:lang w:val="en-US" w:eastAsia="en-US" w:bidi="ar-SA"/>
+              </w:rPr>
+              <w:t>value</w:t>
+            </w:r>
+          </w:p>
+        </w:tc>
+        <w:tc>
+          <w:tcPr>
+            <w:tcW w:w="1079" w:type="dxa"/>
+            <w:tcBorders/>
+          </w:tcPr>
+          <w:p>
+            <w:pPr>
+              <w:pStyle w:val="Compact"/>
+              <w:widowControl/>
+              <w:spacing w:before="36" w:after="36"/>
+              <w:jc w:val="center"/>
+              <w:rPr>
+                <w:rFonts w:ascii="Cambria" w:hAnsi="Cambria" w:eastAsia="Cambria" w:cs=""/>
+                <w:kern w:val="0"/>
+                <w:sz w:val="24"/>
+                <w:szCs w:val="24"/>
+                <w:lang w:val="en-US" w:eastAsia="en-US" w:bidi="ar-SA"/>
+              </w:rPr>
+            </w:pPr>
+            <w:r>
+              <w:rPr>
+                <w:rFonts w:eastAsia="Cambria" w:cs=""/>
+                <w:kern w:val="0"/>
+                <w:sz w:val="24"/>
+                <w:szCs w:val="24"/>
+                <w:lang w:val="en-US" w:eastAsia="en-US" w:bidi="ar-SA"/>
+              </w:rPr>
+              <w:t>—</w:t>
+            </w:r>
+          </w:p>
+        </w:tc>
+        <w:tc>
+          <w:tcPr>
+            <w:tcW w:w="1439" w:type="dxa"/>
+            <w:tcBorders/>
+          </w:tcPr>
+          <w:p>
+            <w:pPr>
+              <w:pStyle w:val="Compact"/>
+              <w:widowControl/>
+              <w:spacing w:before="36" w:after="36"/>
+              <w:jc w:val="center"/>
+              <w:rPr>
+                <w:rFonts w:ascii="Cambria" w:hAnsi="Cambria" w:eastAsia="Cambria" w:cs=""/>
+                <w:kern w:val="0"/>
+                <w:sz w:val="24"/>
+                <w:szCs w:val="24"/>
+                <w:lang w:val="en-US" w:eastAsia="en-US" w:bidi="ar-SA"/>
+              </w:rPr>
+            </w:pPr>
+            <w:r>
+              <w:rPr>
+                <w:rFonts w:eastAsia="Cambria" w:cs=""/>
+                <w:kern w:val="0"/>
+                <w:sz w:val="24"/>
+                <w:szCs w:val="24"/>
+                <w:lang w:val="en-US" w:eastAsia="en-US" w:bidi="ar-SA"/>
+              </w:rPr>
+              <w:t>RW</w:t>
+            </w:r>
+          </w:p>
+        </w:tc>
+        <w:tc>
+          <w:tcPr>
+            <w:tcW w:w="2341" w:type="dxa"/>
+            <w:tcBorders/>
+          </w:tcPr>
+          <w:p>
+            <w:pPr>
+              <w:pStyle w:val="Compact"/>
+              <w:widowControl/>
+              <w:spacing w:before="36" w:after="36"/>
+              <w:jc w:val="left"/>
+              <w:rPr>
+                <w:rFonts w:ascii="Cambria" w:hAnsi="Cambria" w:eastAsia="Cambria" w:cs=""/>
+                <w:kern w:val="0"/>
+                <w:sz w:val="24"/>
+                <w:szCs w:val="24"/>
+                <w:lang w:val="en-US" w:eastAsia="en-US" w:bidi="ar-SA"/>
+              </w:rPr>
+            </w:pPr>
+            <w:r>
+              <w:rPr>
+                <w:rFonts w:eastAsia="Cambria" w:cs=""/>
+                <w:kern w:val="0"/>
+                <w:sz w:val="24"/>
+                <w:szCs w:val="24"/>
+                <w:lang w:val="en-US" w:eastAsia="en-US" w:bidi="ar-SA"/>
+              </w:rPr>
+              <w:t>Selects the channel for indexed CRC reads</w:t>
+            </w:r>
+          </w:p>
+        </w:tc>
+      </w:tr>
+      <w:tr>
+        <w:trPr/>
+        <w:tc>
+          <w:tcPr>
+            <w:tcW w:w="1799" w:type="dxa"/>
+            <w:tcBorders/>
+          </w:tcPr>
+          <w:p>
+            <w:pPr>
+              <w:pStyle w:val="Compact"/>
+              <w:widowControl/>
+              <w:spacing w:before="36" w:after="36"/>
+              <w:jc w:val="left"/>
+              <w:rPr>
+                <w:rFonts w:ascii="Cambria" w:hAnsi="Cambria" w:eastAsia="Cambria" w:cs=""/>
+                <w:kern w:val="0"/>
+                <w:sz w:val="24"/>
+                <w:szCs w:val="24"/>
+                <w:lang w:val="en-US" w:eastAsia="en-US" w:bidi="ar-SA"/>
+              </w:rPr>
+            </w:pPr>
+            <w:r>
+              <w:rPr>
+                <w:rStyle w:val="VerbatimChar"/>
+                <w:rFonts w:eastAsia="Cambria" w:cs=""/>
+                <w:kern w:val="0"/>
+                <w:szCs w:val="24"/>
+                <w:lang w:val="en-US" w:eastAsia="en-US" w:bidi="ar-SA"/>
+              </w:rPr>
               <w:t>OBS_CTRL</w:t>
             </w:r>
           </w:p>
@@ -16046,6 +17408,235 @@
                 <w:lang w:val="en-US" w:eastAsia="en-US" w:bidi="ar-SA"/>
               </w:rPr>
               <w:t>Pulse: re-arm the bus meters</w:t>
+            </w:r>
+          </w:p>
+        </w:tc>
+      </w:tr>
+      <w:tr>
+        <w:trPr/>
+        <w:tc>
+          <w:tcPr>
+            <w:tcW w:w="1799" w:type="dxa"/>
+            <w:tcBorders/>
+          </w:tcPr>
+          <w:p>
+            <w:pPr>
+              <w:pStyle w:val="Compact"/>
+              <w:widowControl/>
+              <w:spacing w:before="36" w:after="36"/>
+              <w:jc w:val="left"/>
+              <w:rPr>
+                <w:rFonts w:ascii="Cambria" w:hAnsi="Cambria" w:eastAsia="Cambria" w:cs=""/>
+                <w:kern w:val="0"/>
+                <w:sz w:val="24"/>
+                <w:szCs w:val="24"/>
+                <w:lang w:val="en-US" w:eastAsia="en-US" w:bidi="ar-SA"/>
+              </w:rPr>
+            </w:pPr>
+            <w:r>
+              <w:rPr>
+                <w:rStyle w:val="VerbatimChar"/>
+                <w:rFonts w:eastAsia="Cambria" w:cs=""/>
+                <w:kern w:val="0"/>
+                <w:szCs w:val="24"/>
+                <w:lang w:val="en-US" w:eastAsia="en-US" w:bidi="ar-SA"/>
+              </w:rPr>
+              <w:t>RESP_DELAY</w:t>
+            </w:r>
+          </w:p>
+        </w:tc>
+        <w:tc>
+          <w:tcPr>
+            <w:tcW w:w="1441" w:type="dxa"/>
+            <w:tcBorders/>
+          </w:tcPr>
+          <w:p>
+            <w:pPr>
+              <w:pStyle w:val="Compact"/>
+              <w:widowControl/>
+              <w:spacing w:before="36" w:after="36"/>
+              <w:jc w:val="center"/>
+              <w:rPr>
+                <w:rFonts w:ascii="Cambria" w:hAnsi="Cambria" w:eastAsia="Cambria" w:cs=""/>
+                <w:kern w:val="0"/>
+                <w:sz w:val="24"/>
+                <w:szCs w:val="24"/>
+                <w:lang w:val="en-US" w:eastAsia="en-US" w:bidi="ar-SA"/>
+              </w:rPr>
+            </w:pPr>
+            <w:r>
+              <w:rPr>
+                <w:rFonts w:eastAsia="Cambria" w:cs=""/>
+                <w:kern w:val="0"/>
+                <w:sz w:val="24"/>
+                <w:szCs w:val="24"/>
+                <w:lang w:val="en-US" w:eastAsia="en-US" w:bidi="ar-SA"/>
+              </w:rPr>
+              <w:t>0xC4</w:t>
+            </w:r>
+          </w:p>
+        </w:tc>
+        <w:tc>
+          <w:tcPr>
+            <w:tcW w:w="1260" w:type="dxa"/>
+            <w:tcBorders/>
+          </w:tcPr>
+          <w:p>
+            <w:pPr>
+              <w:pStyle w:val="Compact"/>
+              <w:widowControl/>
+              <w:spacing w:before="36" w:after="36"/>
+              <w:jc w:val="left"/>
+              <w:rPr>
+                <w:rFonts w:ascii="Cambria" w:hAnsi="Cambria" w:eastAsia="Cambria" w:cs=""/>
+                <w:kern w:val="0"/>
+                <w:sz w:val="24"/>
+                <w:szCs w:val="24"/>
+                <w:lang w:val="en-US" w:eastAsia="en-US" w:bidi="ar-SA"/>
+              </w:rPr>
+            </w:pPr>
+            <w:r>
+              <w:rPr>
+                <w:rStyle w:val="VerbatimChar"/>
+                <w:rFonts w:eastAsia="Cambria" w:cs=""/>
+                <w:kern w:val="0"/>
+                <w:szCs w:val="24"/>
+                <w:lang w:val="en-US" w:eastAsia="en-US" w:bidi="ar-SA"/>
+              </w:rPr>
+              <w:t>rd_delay</w:t>
+            </w:r>
+            <w:r>
+              <w:rPr>
+                <w:rFonts w:eastAsia="Cambria" w:cs=""/>
+                <w:kern w:val="0"/>
+                <w:sz w:val="24"/>
+                <w:szCs w:val="24"/>
+                <w:lang w:val="en-US" w:eastAsia="en-US" w:bidi="ar-SA"/>
+              </w:rPr>
+              <w:t xml:space="preserve"> / </w:t>
+            </w:r>
+            <w:r>
+              <w:rPr>
+                <w:rStyle w:val="VerbatimChar"/>
+                <w:rFonts w:eastAsia="Cambria" w:cs=""/>
+                <w:kern w:val="0"/>
+                <w:szCs w:val="24"/>
+                <w:lang w:val="en-US" w:eastAsia="en-US" w:bidi="ar-SA"/>
+              </w:rPr>
+              <w:t>wr_delay</w:t>
+            </w:r>
+          </w:p>
+        </w:tc>
+        <w:tc>
+          <w:tcPr>
+            <w:tcW w:w="1079" w:type="dxa"/>
+            <w:tcBorders/>
+          </w:tcPr>
+          <w:p>
+            <w:pPr>
+              <w:pStyle w:val="Compact"/>
+              <w:widowControl/>
+              <w:spacing w:before="36" w:after="36"/>
+              <w:jc w:val="center"/>
+              <w:rPr>
+                <w:rFonts w:ascii="Cambria" w:hAnsi="Cambria" w:eastAsia="Cambria" w:cs=""/>
+                <w:kern w:val="0"/>
+                <w:sz w:val="24"/>
+                <w:szCs w:val="24"/>
+                <w:lang w:val="en-US" w:eastAsia="en-US" w:bidi="ar-SA"/>
+              </w:rPr>
+            </w:pPr>
+            <w:r>
+              <w:rPr>
+                <w:rFonts w:eastAsia="Cambria" w:cs=""/>
+                <w:kern w:val="0"/>
+                <w:sz w:val="24"/>
+                <w:szCs w:val="24"/>
+                <w:lang w:val="en-US" w:eastAsia="en-US" w:bidi="ar-SA"/>
+              </w:rPr>
+              <w:t>[15:0] / [31:16]</w:t>
+            </w:r>
+          </w:p>
+        </w:tc>
+        <w:tc>
+          <w:tcPr>
+            <w:tcW w:w="1439" w:type="dxa"/>
+            <w:tcBorders/>
+          </w:tcPr>
+          <w:p>
+            <w:pPr>
+              <w:pStyle w:val="Compact"/>
+              <w:widowControl/>
+              <w:spacing w:before="36" w:after="36"/>
+              <w:jc w:val="center"/>
+              <w:rPr>
+                <w:rFonts w:ascii="Cambria" w:hAnsi="Cambria" w:eastAsia="Cambria" w:cs=""/>
+                <w:kern w:val="0"/>
+                <w:sz w:val="24"/>
+                <w:szCs w:val="24"/>
+                <w:lang w:val="en-US" w:eastAsia="en-US" w:bidi="ar-SA"/>
+              </w:rPr>
+            </w:pPr>
+            <w:r>
+              <w:rPr>
+                <w:rFonts w:eastAsia="Cambria" w:cs=""/>
+                <w:kern w:val="0"/>
+                <w:sz w:val="24"/>
+                <w:szCs w:val="24"/>
+                <w:lang w:val="en-US" w:eastAsia="en-US" w:bidi="ar-SA"/>
+              </w:rPr>
+              <w:t>RW</w:t>
+            </w:r>
+          </w:p>
+        </w:tc>
+        <w:tc>
+          <w:tcPr>
+            <w:tcW w:w="2341" w:type="dxa"/>
+            <w:tcBorders/>
+          </w:tcPr>
+          <w:p>
+            <w:pPr>
+              <w:pStyle w:val="Compact"/>
+              <w:widowControl/>
+              <w:spacing w:before="36" w:after="36"/>
+              <w:jc w:val="left"/>
+              <w:rPr>
+                <w:rFonts w:ascii="Cambria" w:hAnsi="Cambria" w:eastAsia="Cambria" w:cs=""/>
+                <w:kern w:val="0"/>
+                <w:sz w:val="24"/>
+                <w:szCs w:val="24"/>
+                <w:lang w:val="en-US" w:eastAsia="en-US" w:bidi="ar-SA"/>
+              </w:rPr>
+            </w:pPr>
+            <w:r>
+              <w:rPr>
+                <w:rFonts w:eastAsia="Cambria" w:cs=""/>
+                <w:kern w:val="0"/>
+                <w:sz w:val="24"/>
+                <w:szCs w:val="24"/>
+                <w:lang w:val="en-US" w:eastAsia="en-US" w:bidi="ar-SA"/>
+              </w:rPr>
+              <w:t xml:space="preserve">Memory-latency model (STREAM knob 5): per-beat hold, in aclk cycles, injected by </w:t>
+            </w:r>
+            <w:r>
+              <w:rPr>
+                <w:rStyle w:val="VerbatimChar"/>
+                <w:rFonts w:eastAsia="Cambria" w:cs=""/>
+                <w:kern w:val="0"/>
+                <w:szCs w:val="24"/>
+                <w:lang w:val="en-US" w:eastAsia="en-US" w:bidi="ar-SA"/>
+              </w:rPr>
+              <w:t>axi_response_delay</w:t>
+            </w:r>
+            <w:r>
+              <w:rPr>
+                <w:rFonts w:eastAsia="Cambria" w:cs=""/>
+                <w:kern w:val="0"/>
+                <w:sz w:val="24"/>
+                <w:szCs w:val="24"/>
+                <w:lang w:val="en-US" w:eastAsia="en-US" w:bidi="ar-SA"/>
+              </w:rPr>
+              <w:t xml:space="preserve"> on the source read’s R channel and the sink write’s B channel. 0 = one register stage.</w:t>
             </w:r>
           </w:p>
         </w:tc>
@@ -16060,7 +17651,7 @@
         <w:spacing w:before="280" w:after="80"/>
         <w:rPr/>
       </w:pPr>
-      <w:bookmarkStart w:id="73" w:name="__RefHeading___Toc4510_1210051163"/>
+      <w:bookmarkStart w:id="73" w:name="__RefHeading___Toc4906_3176295302"/>
       <w:bookmarkEnd w:id="73"/>
       <w:r>
         <w:rPr>
@@ -17316,7 +18907,7 @@
         <w:spacing w:before="280" w:after="80"/>
         <w:rPr/>
       </w:pPr>
-      <w:bookmarkStart w:id="75" w:name="__RefHeading___Toc4512_1210051163"/>
+      <w:bookmarkStart w:id="75" w:name="__RefHeading___Toc4908_3176295302"/>
       <w:bookmarkEnd w:id="75"/>
       <w:r>
         <w:rPr>
@@ -19854,6 +21445,9 @@
         <w:t xml:space="preserve"> write) or the window stays frozen on the first capture.</w:t>
       </w:r>
       <w:bookmarkEnd w:id="61"/>
+      <w:r>
+        <w:br w:type="page"/>
+      </w:r>
     </w:p>
     <w:p>
       <w:pPr>
@@ -19862,7 +21456,7 @@
         <w:spacing w:before="360" w:after="120"/>
         <w:rPr/>
       </w:pPr>
-      <w:bookmarkStart w:id="77" w:name="__RefHeading___Toc4514_1210051163"/>
+      <w:bookmarkStart w:id="77" w:name="__RefHeading___Toc4910_3176295302"/>
       <w:bookmarkStart w:id="78" w:name="simulation-vs-silicon"/>
       <w:bookmarkEnd w:id="77"/>
       <w:r>
@@ -19959,7 +21553,7 @@
         <w:spacing w:before="280" w:after="80"/>
         <w:rPr/>
       </w:pPr>
-      <w:bookmarkStart w:id="79" w:name="__RefHeading___Toc4516_1210051163"/>
+      <w:bookmarkStart w:id="79" w:name="__RefHeading___Toc4912_3176295302"/>
       <w:bookmarkStart w:id="80" w:name="the-two-paths"/>
       <w:bookmarkEnd w:id="79"/>
       <w:r>
@@ -20467,27 +22061,7 @@
                 <w:szCs w:val="24"/>
                 <w:lang w:val="en-US" w:eastAsia="en-US" w:bidi="ar-SA"/>
               </w:rPr>
-              <w:t xml:space="preserve">cocotb per-half </w:t>
-            </w:r>
-            <w:r>
-              <w:rPr>
-                <w:rStyle w:val="VerbatimChar"/>
-                <w:rFonts w:eastAsia="Cambria" w:cs=""/>
-                <w:kern w:val="0"/>
-                <w:szCs w:val="24"/>
-                <w:lang w:val="en-US" w:eastAsia="en-US" w:bidi="ar-SA"/>
-              </w:rPr>
-              <w:t>apbtodescr</w:t>
-            </w:r>
-            <w:r>
-              <w:rPr>
-                <w:rFonts w:eastAsia="Cambria" w:cs=""/>
-                <w:kern w:val="0"/>
-                <w:sz w:val="24"/>
-                <w:szCs w:val="24"/>
-                <w:lang w:val="en-US" w:eastAsia="en-US" w:bidi="ar-SA"/>
-              </w:rPr>
-              <w:t xml:space="preserve"> kick windows</w:t>
+              <w:t>cocotb per-half kick windows</w:t>
             </w:r>
           </w:p>
         </w:tc>
@@ -20761,7 +22335,7 @@
           <w:rStyle w:val="VerbatimChar"/>
           <w:sz w:val="20"/>
         </w:rPr>
-        <w:t>host/descriptor_builder.py</w:t>
+        <w:t>flows-rapids-beats/host/descriptor_builder.py</w:t>
       </w:r>
       <w:r>
         <w:rPr>
@@ -20780,7 +22354,7 @@
         <w:spacing w:before="280" w:after="80"/>
         <w:rPr/>
       </w:pPr>
-      <w:bookmarkStart w:id="82" w:name="__RefHeading___Toc4518_1210051163"/>
+      <w:bookmarkStart w:id="82" w:name="__RefHeading___Toc4914_3176295302"/>
       <w:bookmarkStart w:id="83" w:name="the-cocotb-testbench"/>
       <w:bookmarkEnd w:id="82"/>
       <w:r>
@@ -20836,7 +22410,7 @@
         <w:rPr>
           <w:rStyle w:val="VerbatimChar"/>
         </w:rPr>
-        <w:t>dv/test_rapids_char_harness.py</w:t>
+        <w:t>flows-rapids-beats/dv/test_rapids_char_harness.py</w:t>
       </w:r>
       <w:r>
         <w:rPr/>
@@ -20856,7 +22430,7 @@
         <w:rPr>
           <w:rStyle w:val="VerbatimChar"/>
         </w:rPr>
-        <w:t>dv/rapids_char_harness_tb.py</w:t>
+        <w:t>flows-rapids-beats/dv/rapids_char_harness_tb.py</w:t>
       </w:r>
       <w:r>
         <w:rPr/>
@@ -21045,6 +22619,66 @@
           <w:rStyle w:val="VerbatimChar"/>
         </w:rPr>
         <w:t>SRAM_DEPTH=512</w:t>
+      </w:r>
+      <w:r>
+        <w:rPr/>
+        <w:t xml:space="preserve"> when run bare; </w:t>
+      </w:r>
+      <w:r>
+        <w:rPr>
+          <w:rStyle w:val="VerbatimChar"/>
+        </w:rPr>
+        <w:t>make sim</w:t>
+      </w:r>
+      <w:r>
+        <w:rPr/>
+        <w:t xml:space="preserve"> / </w:t>
+      </w:r>
+      <w:r>
+        <w:rPr>
+          <w:rStyle w:val="VerbatimChar"/>
+        </w:rPr>
+        <w:t>make verify-sim</w:t>
+      </w:r>
+      <w:r>
+        <w:rPr/>
+        <w:t xml:space="preserve"> pass the build’s </w:t>
+      </w:r>
+      <w:r>
+        <w:rPr>
+          <w:rStyle w:val="VerbatimChar"/>
+        </w:rPr>
+        <w:t>DATA_WIDTH</w:t>
+      </w:r>
+      <w:r>
+        <w:rPr/>
+        <w:t xml:space="preserve"> / </w:t>
+      </w:r>
+      <w:r>
+        <w:rPr>
+          <w:rStyle w:val="VerbatimChar"/>
+        </w:rPr>
+        <w:t>SRAM_DEPTH</w:t>
+      </w:r>
+      <w:r>
+        <w:rPr/>
+        <w:t xml:space="preserve"> (256 / 128 on the Genesys 2) as </w:t>
+      </w:r>
+      <w:r>
+        <w:rPr>
+          <w:rStyle w:val="VerbatimChar"/>
+        </w:rPr>
+        <w:t>TEST_DATA_WIDTH</w:t>
+      </w:r>
+      <w:r>
+        <w:rPr/>
+        <w:t xml:space="preserve"> / </w:t>
+      </w:r>
+      <w:r>
+        <w:rPr>
+          <w:rStyle w:val="VerbatimChar"/>
+        </w:rPr>
+        <w:t>TEST_SRAM_DEPTH</w:t>
       </w:r>
       <w:r>
         <w:rPr/>
@@ -21102,7 +22736,7 @@
         <w:spacing w:before="280" w:after="80"/>
         <w:rPr/>
       </w:pPr>
-      <w:bookmarkStart w:id="84" w:name="__RefHeading___Toc4520_1210051163"/>
+      <w:bookmarkStart w:id="84" w:name="__RefHeading___Toc4916_3176295302"/>
       <w:bookmarkStart w:id="85" w:name="why-no-uart-in-sim-here"/>
       <w:bookmarkEnd w:id="84"/>
       <w:r>
@@ -21190,6 +22824,9 @@
       </w:r>
       <w:bookmarkEnd w:id="78"/>
       <w:bookmarkEnd w:id="85"/>
+      <w:r>
+        <w:br w:type="page"/>
+      </w:r>
     </w:p>
     <w:p>
       <w:pPr>
@@ -21198,7 +22835,7 @@
         <w:spacing w:before="360" w:after="120"/>
         <w:rPr/>
       </w:pPr>
-      <w:bookmarkStart w:id="86" w:name="__RefHeading___Toc4522_1210051163"/>
+      <w:bookmarkStart w:id="86" w:name="__RefHeading___Toc4918_3176295302"/>
       <w:bookmarkStart w:id="87" w:name="troubleshooting"/>
       <w:bookmarkEnd w:id="86"/>
       <w:r>
@@ -21229,7 +22866,7 @@
         <w:spacing w:before="280" w:after="80"/>
         <w:rPr/>
       </w:pPr>
-      <w:bookmarkStart w:id="88" w:name="__RefHeading___Toc4524_1210051163"/>
+      <w:bookmarkStart w:id="88" w:name="__RefHeading___Toc4920_3176295302"/>
       <w:bookmarkStart w:id="89" w:name="current-state"/>
       <w:bookmarkEnd w:id="88"/>
       <w:r>
@@ -21319,7 +22956,7 @@
           <w:rStyle w:val="VerbatimChar"/>
           <w:sz w:val="20"/>
         </w:rPr>
-        <w:t>docs/rapids_characterization_findings.md</w:t>
+        <w:t>docs/rapids_beats_findings.md</w:t>
       </w:r>
       <w:r>
         <w:rPr>
@@ -21338,7 +22975,7 @@
         <w:spacing w:before="280" w:after="80"/>
         <w:rPr/>
       </w:pPr>
-      <w:bookmarkStart w:id="90" w:name="__RefHeading___Toc4526_1210051163"/>
+      <w:bookmarkStart w:id="90" w:name="__RefHeading___Toc4922_3176295302"/>
       <w:bookmarkEnd w:id="90"/>
       <w:r>
         <w:rPr>
@@ -21976,7 +23613,7 @@
         <w:spacing w:before="280" w:after="80"/>
         <w:rPr/>
       </w:pPr>
-      <w:bookmarkStart w:id="93" w:name="__RefHeading___Toc4528_1210051163"/>
+      <w:bookmarkStart w:id="93" w:name="__RefHeading___Toc4924_3176295302"/>
       <w:bookmarkEnd w:id="93"/>
       <w:r>
         <w:rPr>
@@ -22109,7 +23746,7 @@
         <w:spacing w:before="280" w:after="80"/>
         <w:rPr/>
       </w:pPr>
-      <w:bookmarkStart w:id="94" w:name="__RefHeading___Toc4530_1210051163"/>
+      <w:bookmarkStart w:id="94" w:name="__RefHeading___Toc4926_3176295302"/>
       <w:bookmarkStart w:id="95" w:name="board-fit-vs-sim-geometry"/>
       <w:bookmarkEnd w:id="94"/>
       <w:r>
@@ -22205,7 +23842,7 @@
         <w:spacing w:before="280" w:after="80"/>
         <w:rPr/>
       </w:pPr>
-      <w:bookmarkStart w:id="96" w:name="__RefHeading___Toc4532_1210051163"/>
+      <w:bookmarkStart w:id="96" w:name="__RefHeading___Toc4928_3176295302"/>
       <w:bookmarkStart w:id="97" w:name="three-different-0x1000s"/>
       <w:bookmarkEnd w:id="96"/>
       <w:r>
@@ -22344,7 +23981,7 @@
         <w:spacing w:before="280" w:after="80"/>
         <w:rPr/>
       </w:pPr>
-      <w:bookmarkStart w:id="98" w:name="__RefHeading___Toc4534_1210051163"/>
+      <w:bookmarkStart w:id="98" w:name="__RefHeading___Toc4930_3176295302"/>
       <w:bookmarkStart w:id="99" w:name="vivado-only-package-collisions"/>
       <w:bookmarkEnd w:id="98"/>
       <w:r>
@@ -22480,9 +24117,9 @@
       <w:bookmarkEnd w:id="99"/>
     </w:p>
     <w:sectPr>
-      <w:footerReference w:type="even" r:id="rId10"/>
-      <w:footerReference w:type="default" r:id="rId11"/>
-      <w:footerReference w:type="first" r:id="rId12"/>
+      <w:footerReference w:type="even" r:id="rId9"/>
+      <w:footerReference w:type="default" r:id="rId10"/>
+      <w:footerReference w:type="first" r:id="rId11"/>
       <w:type w:val="nextPage"/>
       <w:pgSz w:w="12240" w:h="15840"/>
       <w:pgMar w:left="1440" w:right="1440" w:gutter="0" w:header="0" w:top="1440" w:footer="720" w:bottom="1440"/>
@@ -22617,7 +24254,7 @@
           </w:r>
           <w:r>
             <w:rPr/>
-            <w:t>25</w:t>
+            <w:t>30</w:t>
           </w:r>
           <w:r>
             <w:rPr/>
@@ -22644,7 +24281,7 @@
           </w:r>
           <w:r>
             <w:rPr/>
-            <w:t>25</w:t>
+            <w:t>30</w:t>
           </w:r>
           <w:r>
             <w:rPr/>
@@ -22764,7 +24401,7 @@
           </w:r>
           <w:r>
             <w:rPr/>
-            <w:t>25</w:t>
+            <w:t>30</w:t>
           </w:r>
           <w:r>
             <w:rPr/>
@@ -22791,7 +24428,7 @@
           </w:r>
           <w:r>
             <w:rPr/>
-            <w:t>25</w:t>
+            <w:t>30</w:t>
           </w:r>
           <w:r>
             <w:rPr/>
